--- a/practice/data/theory/jungol/03_고등/1주차/2026년_1차_고등_수업_학생용_2019-2025.docx
+++ b/practice/data/theory/jungol/03_고등/1주차/2026년_1차_고등_수업_학생용_2019-2025.docx
@@ -38,7 +38,6 @@
                 <w:szCs w:val="20"/>
               </w:rPr>
             </w:pPr>
-            <w:bookmarkStart w:id="0" w:name="_GoBack" w:colFirst="1" w:colLast="1"/>
             <w:r>
               <w:rPr>
                 <w:rFonts w:ascii="나눔고딕OTF" w:eastAsia="나눔고딕OTF" w:hAnsi="나눔고딕OTF" w:cs="Consolas" w:hint="eastAsia"/>
@@ -239,7 +238,6 @@
           </w:p>
         </w:tc>
       </w:tr>
-      <w:bookmarkEnd w:id="0"/>
     </w:tbl>
     <w:p>
       <w:pPr>
@@ -18308,7 +18306,7 @@
         </w:numPr>
         <w:ind w:leftChars="0"/>
         <w:rPr>
-          <w:rFonts w:ascii="Consolas" w:eastAsiaTheme="minorHAnsi" w:hAnsi="Consolas" w:cs="Consolas"/>
+          <w:rFonts w:ascii="Consolas" w:eastAsiaTheme="minorHAnsi" w:hAnsi="Consolas" w:cs="Consolas" w:hint="eastAsia"/>
           <w:sz w:val="24"/>
           <w:szCs w:val="24"/>
         </w:rPr>
@@ -18320,240 +18318,373 @@
           <w:szCs w:val="24"/>
         </w:rPr>
         <w:lastRenderedPageBreak/>
-        <w:t xml:space="preserve"> </w:t>
-      </w:r>
-      <w:proofErr w:type="spellStart"/>
-      <w:r>
-        <w:rPr>
-          <w:rFonts w:ascii="Consolas" w:eastAsiaTheme="minorHAnsi" w:hAnsi="Consolas" w:cs="Consolas" w:hint="eastAsia"/>
-          <w:sz w:val="24"/>
-          <w:szCs w:val="24"/>
-        </w:rPr>
-        <w:t>제곱수란</w:t>
-      </w:r>
-      <w:proofErr w:type="spellEnd"/>
-      <w:r>
-        <w:rPr>
-          <w:rFonts w:ascii="Consolas" w:eastAsiaTheme="minorHAnsi" w:hAnsi="Consolas" w:cs="Consolas"/>
-          <w:sz w:val="24"/>
-          <w:szCs w:val="24"/>
-        </w:rPr>
-        <w:t xml:space="preserve"> </w:t>
-      </w:r>
-      <w:r>
-        <w:rPr>
-          <w:rFonts w:ascii="Consolas" w:eastAsiaTheme="minorHAnsi" w:hAnsi="Consolas" w:cs="Consolas" w:hint="eastAsia"/>
-          <w:sz w:val="24"/>
-          <w:szCs w:val="24"/>
-        </w:rPr>
-        <w:t>같은</w:t>
-      </w:r>
-      <w:r>
-        <w:rPr>
-          <w:rFonts w:ascii="Consolas" w:eastAsiaTheme="minorHAnsi" w:hAnsi="Consolas" w:cs="Consolas"/>
-          <w:sz w:val="24"/>
-          <w:szCs w:val="24"/>
-        </w:rPr>
-        <w:t xml:space="preserve"> </w:t>
-      </w:r>
-      <w:r>
-        <w:rPr>
-          <w:rFonts w:ascii="Consolas" w:eastAsiaTheme="minorHAnsi" w:hAnsi="Consolas" w:cs="Consolas" w:hint="eastAsia"/>
-          <w:sz w:val="24"/>
-          <w:szCs w:val="24"/>
-        </w:rPr>
-        <w:t>자연수를</w:t>
-      </w:r>
-      <w:r>
-        <w:rPr>
-          <w:rFonts w:ascii="Consolas" w:eastAsiaTheme="minorHAnsi" w:hAnsi="Consolas" w:cs="Consolas"/>
-          <w:sz w:val="24"/>
-          <w:szCs w:val="24"/>
-        </w:rPr>
-        <w:t xml:space="preserve"> </w:t>
-      </w:r>
-      <w:r>
-        <w:rPr>
-          <w:rFonts w:ascii="Consolas" w:eastAsiaTheme="minorHAnsi" w:hAnsi="Consolas" w:cs="Consolas" w:hint="eastAsia"/>
-          <w:sz w:val="24"/>
-          <w:szCs w:val="24"/>
-        </w:rPr>
-        <w:t>두</w:t>
-      </w:r>
-      <w:r>
-        <w:rPr>
-          <w:rFonts w:ascii="Consolas" w:eastAsiaTheme="minorHAnsi" w:hAnsi="Consolas" w:cs="Consolas"/>
-          <w:sz w:val="24"/>
-          <w:szCs w:val="24"/>
-        </w:rPr>
-        <w:t xml:space="preserve"> </w:t>
-      </w:r>
-      <w:r>
-        <w:rPr>
-          <w:rFonts w:ascii="Consolas" w:eastAsiaTheme="minorHAnsi" w:hAnsi="Consolas" w:cs="Consolas" w:hint="eastAsia"/>
-          <w:sz w:val="24"/>
-          <w:szCs w:val="24"/>
-        </w:rPr>
-        <w:t>번</w:t>
-      </w:r>
-      <w:r>
-        <w:rPr>
-          <w:rFonts w:ascii="Consolas" w:eastAsiaTheme="minorHAnsi" w:hAnsi="Consolas" w:cs="Consolas"/>
-          <w:sz w:val="24"/>
-          <w:szCs w:val="24"/>
-        </w:rPr>
-        <w:t xml:space="preserve"> </w:t>
-      </w:r>
-      <w:r>
-        <w:rPr>
-          <w:rFonts w:ascii="Consolas" w:eastAsiaTheme="minorHAnsi" w:hAnsi="Consolas" w:cs="Consolas" w:hint="eastAsia"/>
-          <w:sz w:val="24"/>
-          <w:szCs w:val="24"/>
-        </w:rPr>
-        <w:t>곱해서</w:t>
-      </w:r>
-      <w:r>
-        <w:rPr>
-          <w:rFonts w:ascii="Consolas" w:eastAsiaTheme="minorHAnsi" w:hAnsi="Consolas" w:cs="Consolas"/>
-          <w:sz w:val="24"/>
-          <w:szCs w:val="24"/>
-        </w:rPr>
-        <w:t xml:space="preserve"> </w:t>
-      </w:r>
-      <w:r>
-        <w:rPr>
-          <w:rFonts w:ascii="Consolas" w:eastAsiaTheme="minorHAnsi" w:hAnsi="Consolas" w:cs="Consolas" w:hint="eastAsia"/>
-          <w:sz w:val="24"/>
-          <w:szCs w:val="24"/>
-        </w:rPr>
-        <w:t>만들</w:t>
-      </w:r>
-      <w:r>
-        <w:rPr>
-          <w:rFonts w:ascii="Consolas" w:eastAsiaTheme="minorHAnsi" w:hAnsi="Consolas" w:cs="Consolas"/>
-          <w:sz w:val="24"/>
-          <w:szCs w:val="24"/>
-        </w:rPr>
-        <w:t xml:space="preserve"> </w:t>
-      </w:r>
-      <w:r>
-        <w:rPr>
-          <w:rFonts w:ascii="Consolas" w:eastAsiaTheme="minorHAnsi" w:hAnsi="Consolas" w:cs="Consolas" w:hint="eastAsia"/>
-          <w:sz w:val="24"/>
-          <w:szCs w:val="24"/>
-        </w:rPr>
-        <w:t>수</w:t>
-      </w:r>
-      <w:r>
-        <w:rPr>
-          <w:rFonts w:ascii="Consolas" w:eastAsiaTheme="minorHAnsi" w:hAnsi="Consolas" w:cs="Consolas"/>
-          <w:sz w:val="24"/>
-          <w:szCs w:val="24"/>
-        </w:rPr>
-        <w:t xml:space="preserve"> </w:t>
-      </w:r>
-      <w:r>
-        <w:rPr>
-          <w:rFonts w:ascii="Consolas" w:eastAsiaTheme="minorHAnsi" w:hAnsi="Consolas" w:cs="Consolas" w:hint="eastAsia"/>
-          <w:sz w:val="24"/>
-          <w:szCs w:val="24"/>
-        </w:rPr>
-        <w:t>있는</w:t>
-      </w:r>
-      <w:r>
-        <w:rPr>
-          <w:rFonts w:ascii="Consolas" w:eastAsiaTheme="minorHAnsi" w:hAnsi="Consolas" w:cs="Consolas"/>
-          <w:sz w:val="24"/>
-          <w:szCs w:val="24"/>
-        </w:rPr>
-        <w:t xml:space="preserve"> </w:t>
-      </w:r>
-      <w:r>
-        <w:rPr>
-          <w:rFonts w:ascii="Consolas" w:eastAsiaTheme="minorHAnsi" w:hAnsi="Consolas" w:cs="Consolas" w:hint="eastAsia"/>
-          <w:sz w:val="24"/>
-          <w:szCs w:val="24"/>
-        </w:rPr>
-        <w:t>수를</w:t>
-      </w:r>
-      <w:r>
-        <w:rPr>
-          <w:rFonts w:ascii="Consolas" w:eastAsiaTheme="minorHAnsi" w:hAnsi="Consolas" w:cs="Consolas"/>
-          <w:sz w:val="24"/>
-          <w:szCs w:val="24"/>
-        </w:rPr>
-        <w:t xml:space="preserve"> </w:t>
-      </w:r>
-      <w:r>
-        <w:rPr>
-          <w:rFonts w:ascii="Consolas" w:eastAsiaTheme="minorHAnsi" w:hAnsi="Consolas" w:cs="Consolas" w:hint="eastAsia"/>
-          <w:sz w:val="24"/>
-          <w:szCs w:val="24"/>
-        </w:rPr>
-        <w:t>뜻한다</w:t>
-      </w:r>
-      <w:r>
-        <w:rPr>
-          <w:rFonts w:ascii="Consolas" w:eastAsiaTheme="minorHAnsi" w:hAnsi="Consolas" w:cs="Consolas"/>
+        <w:t>네</w:t>
+      </w:r>
+      <w:r>
+        <w:rPr>
+          <w:rFonts w:ascii="Consolas" w:eastAsiaTheme="minorHAnsi" w:hAnsi="Consolas" w:cs="Consolas" w:hint="eastAsia"/>
+          <w:sz w:val="24"/>
+          <w:szCs w:val="24"/>
+        </w:rPr>
+        <w:t xml:space="preserve"> </w:t>
+      </w:r>
+      <w:r>
+        <w:rPr>
+          <w:rFonts w:ascii="Consolas" w:eastAsiaTheme="minorHAnsi" w:hAnsi="Consolas" w:cs="Consolas" w:hint="eastAsia"/>
+          <w:sz w:val="24"/>
+          <w:szCs w:val="24"/>
+        </w:rPr>
+        <w:t>로봇</w:t>
+      </w:r>
+      <w:r>
+        <w:rPr>
+          <w:rFonts w:ascii="Consolas" w:eastAsiaTheme="minorHAnsi" w:hAnsi="Consolas" w:cs="Consolas" w:hint="eastAsia"/>
+          <w:sz w:val="24"/>
+          <w:szCs w:val="24"/>
+        </w:rPr>
+        <w:t xml:space="preserve"> A, B, C, D</w:t>
+      </w:r>
+      <w:r>
+        <w:rPr>
+          <w:rFonts w:ascii="Consolas" w:eastAsiaTheme="minorHAnsi" w:hAnsi="Consolas" w:cs="Consolas" w:hint="eastAsia"/>
+          <w:sz w:val="24"/>
+          <w:szCs w:val="24"/>
+        </w:rPr>
+        <w:t>가</w:t>
+      </w:r>
+      <w:r>
+        <w:rPr>
+          <w:rFonts w:ascii="Consolas" w:eastAsiaTheme="minorHAnsi" w:hAnsi="Consolas" w:cs="Consolas" w:hint="eastAsia"/>
+          <w:sz w:val="24"/>
+          <w:szCs w:val="24"/>
+        </w:rPr>
+        <w:t xml:space="preserve"> 50</w:t>
+      </w:r>
+      <w:r>
+        <w:rPr>
+          <w:rFonts w:ascii="Consolas" w:eastAsiaTheme="minorHAnsi" w:hAnsi="Consolas" w:cs="Consolas" w:hint="eastAsia"/>
+          <w:sz w:val="24"/>
+          <w:szCs w:val="24"/>
+        </w:rPr>
+        <w:t>미터</w:t>
+      </w:r>
+      <w:r>
+        <w:rPr>
+          <w:rFonts w:ascii="Consolas" w:eastAsiaTheme="minorHAnsi" w:hAnsi="Consolas" w:cs="Consolas" w:hint="eastAsia"/>
+          <w:sz w:val="24"/>
+          <w:szCs w:val="24"/>
+        </w:rPr>
+        <w:t xml:space="preserve"> </w:t>
+      </w:r>
+      <w:r>
+        <w:rPr>
+          <w:rFonts w:ascii="Consolas" w:eastAsiaTheme="minorHAnsi" w:hAnsi="Consolas" w:cs="Consolas" w:hint="eastAsia"/>
+          <w:sz w:val="24"/>
+          <w:szCs w:val="24"/>
+        </w:rPr>
+        <w:t>달리기</w:t>
+      </w:r>
+      <w:r>
+        <w:rPr>
+          <w:rFonts w:ascii="Consolas" w:eastAsiaTheme="minorHAnsi" w:hAnsi="Consolas" w:cs="Consolas" w:hint="eastAsia"/>
+          <w:sz w:val="24"/>
+          <w:szCs w:val="24"/>
+        </w:rPr>
+        <w:t xml:space="preserve"> </w:t>
+      </w:r>
+      <w:r>
+        <w:rPr>
+          <w:rFonts w:ascii="Consolas" w:eastAsiaTheme="minorHAnsi" w:hAnsi="Consolas" w:cs="Consolas" w:hint="eastAsia"/>
+          <w:sz w:val="24"/>
+          <w:szCs w:val="24"/>
+        </w:rPr>
+        <w:t>시합을</w:t>
+      </w:r>
+      <w:r>
+        <w:rPr>
+          <w:rFonts w:ascii="Consolas" w:eastAsiaTheme="minorHAnsi" w:hAnsi="Consolas" w:cs="Consolas" w:hint="eastAsia"/>
+          <w:sz w:val="24"/>
+          <w:szCs w:val="24"/>
+        </w:rPr>
+        <w:t xml:space="preserve"> </w:t>
+      </w:r>
+      <w:r>
+        <w:rPr>
+          <w:rFonts w:ascii="Consolas" w:eastAsiaTheme="minorHAnsi" w:hAnsi="Consolas" w:cs="Consolas" w:hint="eastAsia"/>
+          <w:sz w:val="24"/>
+          <w:szCs w:val="24"/>
+        </w:rPr>
+        <w:t>한다</w:t>
+      </w:r>
+      <w:r>
+        <w:rPr>
+          <w:rFonts w:ascii="Consolas" w:eastAsiaTheme="minorHAnsi" w:hAnsi="Consolas" w:cs="Consolas" w:hint="eastAsia"/>
           <w:sz w:val="24"/>
           <w:szCs w:val="24"/>
         </w:rPr>
         <w:t xml:space="preserve">. </w:t>
+      </w:r>
+      <w:r>
+        <w:rPr>
+          <w:rFonts w:ascii="Consolas" w:eastAsiaTheme="minorHAnsi" w:hAnsi="Consolas" w:cs="Consolas" w:hint="eastAsia"/>
+          <w:sz w:val="24"/>
+          <w:szCs w:val="24"/>
+        </w:rPr>
+        <w:t>네</w:t>
+      </w:r>
+      <w:r>
+        <w:rPr>
+          <w:rFonts w:ascii="Consolas" w:eastAsiaTheme="minorHAnsi" w:hAnsi="Consolas" w:cs="Consolas" w:hint="eastAsia"/>
+          <w:sz w:val="24"/>
+          <w:szCs w:val="24"/>
+        </w:rPr>
+        <w:t xml:space="preserve"> </w:t>
+      </w:r>
+      <w:r>
+        <w:rPr>
+          <w:rFonts w:ascii="Consolas" w:eastAsiaTheme="minorHAnsi" w:hAnsi="Consolas" w:cs="Consolas" w:hint="eastAsia"/>
+          <w:sz w:val="24"/>
+          <w:szCs w:val="24"/>
+        </w:rPr>
+        <w:t>로봇은</w:t>
+      </w:r>
+      <w:r>
+        <w:rPr>
+          <w:rFonts w:ascii="Consolas" w:eastAsiaTheme="minorHAnsi" w:hAnsi="Consolas" w:cs="Consolas" w:hint="eastAsia"/>
+          <w:sz w:val="24"/>
+          <w:szCs w:val="24"/>
+        </w:rPr>
+        <w:t xml:space="preserve"> </w:t>
+      </w:r>
+      <w:r>
+        <w:rPr>
+          <w:rFonts w:ascii="Consolas" w:eastAsiaTheme="minorHAnsi" w:hAnsi="Consolas" w:cs="Consolas" w:hint="eastAsia"/>
+          <w:sz w:val="24"/>
+          <w:szCs w:val="24"/>
+        </w:rPr>
+        <w:t>각각</w:t>
+      </w:r>
+      <w:r>
+        <w:rPr>
+          <w:rFonts w:ascii="Consolas" w:eastAsiaTheme="minorHAnsi" w:hAnsi="Consolas" w:cs="Consolas" w:hint="eastAsia"/>
+          <w:sz w:val="24"/>
+          <w:szCs w:val="24"/>
+        </w:rPr>
+        <w:t xml:space="preserve"> </w:t>
+      </w:r>
+      <w:r>
+        <w:rPr>
+          <w:rFonts w:ascii="Consolas" w:eastAsiaTheme="minorHAnsi" w:hAnsi="Consolas" w:cs="Consolas" w:hint="eastAsia"/>
+          <w:sz w:val="24"/>
+          <w:szCs w:val="24"/>
+        </w:rPr>
+        <w:t>자신의</w:t>
+      </w:r>
+      <w:r>
+        <w:rPr>
+          <w:rFonts w:ascii="Consolas" w:eastAsiaTheme="minorHAnsi" w:hAnsi="Consolas" w:cs="Consolas" w:hint="eastAsia"/>
+          <w:sz w:val="24"/>
+          <w:szCs w:val="24"/>
+        </w:rPr>
+        <w:t xml:space="preserve"> </w:t>
+      </w:r>
+      <w:r>
+        <w:rPr>
+          <w:rFonts w:ascii="Consolas" w:eastAsiaTheme="minorHAnsi" w:hAnsi="Consolas" w:cs="Consolas" w:hint="eastAsia"/>
+          <w:sz w:val="24"/>
+          <w:szCs w:val="24"/>
+        </w:rPr>
+        <w:t>직선</w:t>
+      </w:r>
+      <w:r>
+        <w:rPr>
+          <w:rFonts w:ascii="Consolas" w:eastAsiaTheme="minorHAnsi" w:hAnsi="Consolas" w:cs="Consolas" w:hint="eastAsia"/>
+          <w:sz w:val="24"/>
+          <w:szCs w:val="24"/>
+        </w:rPr>
+        <w:t xml:space="preserve"> </w:t>
+      </w:r>
+      <w:r>
+        <w:rPr>
+          <w:rFonts w:ascii="Consolas" w:eastAsiaTheme="minorHAnsi" w:hAnsi="Consolas" w:cs="Consolas" w:hint="eastAsia"/>
+          <w:sz w:val="24"/>
+          <w:szCs w:val="24"/>
+        </w:rPr>
+        <w:t>주로를</w:t>
+      </w:r>
+      <w:r>
+        <w:rPr>
+          <w:rFonts w:ascii="Consolas" w:eastAsiaTheme="minorHAnsi" w:hAnsi="Consolas" w:cs="Consolas" w:hint="eastAsia"/>
+          <w:sz w:val="24"/>
+          <w:szCs w:val="24"/>
+        </w:rPr>
+        <w:t xml:space="preserve"> </w:t>
+      </w:r>
+      <w:r>
+        <w:rPr>
+          <w:rFonts w:ascii="Consolas" w:eastAsiaTheme="minorHAnsi" w:hAnsi="Consolas" w:cs="Consolas" w:hint="eastAsia"/>
+          <w:sz w:val="24"/>
+          <w:szCs w:val="24"/>
+        </w:rPr>
+        <w:t>따라</w:t>
+      </w:r>
+      <w:r>
+        <w:rPr>
+          <w:rFonts w:ascii="Consolas" w:eastAsiaTheme="minorHAnsi" w:hAnsi="Consolas" w:cs="Consolas" w:hint="eastAsia"/>
+          <w:sz w:val="24"/>
+          <w:szCs w:val="24"/>
+        </w:rPr>
+        <w:t xml:space="preserve"> </w:t>
+      </w:r>
+      <w:r>
+        <w:rPr>
+          <w:rFonts w:ascii="Consolas" w:eastAsiaTheme="minorHAnsi" w:hAnsi="Consolas" w:cs="Consolas" w:hint="eastAsia"/>
+          <w:sz w:val="24"/>
+          <w:szCs w:val="24"/>
+        </w:rPr>
+        <w:t>처음부터</w:t>
+      </w:r>
+      <w:r>
+        <w:rPr>
+          <w:rFonts w:ascii="Consolas" w:eastAsiaTheme="minorHAnsi" w:hAnsi="Consolas" w:cs="Consolas" w:hint="eastAsia"/>
+          <w:sz w:val="24"/>
+          <w:szCs w:val="24"/>
+        </w:rPr>
+        <w:t xml:space="preserve"> </w:t>
+      </w:r>
+      <w:r>
+        <w:rPr>
+          <w:rFonts w:ascii="Consolas" w:eastAsiaTheme="minorHAnsi" w:hAnsi="Consolas" w:cs="Consolas" w:hint="eastAsia"/>
+          <w:sz w:val="24"/>
+          <w:szCs w:val="24"/>
+        </w:rPr>
+        <w:t>끝까지</w:t>
+      </w:r>
+      <w:r>
+        <w:rPr>
+          <w:rFonts w:ascii="Consolas" w:eastAsiaTheme="minorHAnsi" w:hAnsi="Consolas" w:cs="Consolas" w:hint="eastAsia"/>
+          <w:sz w:val="24"/>
+          <w:szCs w:val="24"/>
+        </w:rPr>
+        <w:t xml:space="preserve"> </w:t>
+      </w:r>
+      <w:r>
+        <w:rPr>
+          <w:rFonts w:ascii="Consolas" w:eastAsiaTheme="minorHAnsi" w:hAnsi="Consolas" w:cs="Consolas" w:hint="eastAsia"/>
+          <w:sz w:val="24"/>
+          <w:szCs w:val="24"/>
+        </w:rPr>
+        <w:t>일정한</w:t>
+      </w:r>
+      <w:r>
+        <w:rPr>
+          <w:rFonts w:ascii="Consolas" w:eastAsiaTheme="minorHAnsi" w:hAnsi="Consolas" w:cs="Consolas" w:hint="eastAsia"/>
+          <w:sz w:val="24"/>
+          <w:szCs w:val="24"/>
+        </w:rPr>
+        <w:t xml:space="preserve"> </w:t>
+      </w:r>
+      <w:r>
+        <w:rPr>
+          <w:rFonts w:ascii="Consolas" w:eastAsiaTheme="minorHAnsi" w:hAnsi="Consolas" w:cs="Consolas" w:hint="eastAsia"/>
+          <w:sz w:val="24"/>
+          <w:szCs w:val="24"/>
+        </w:rPr>
+        <w:t>속력으로</w:t>
+      </w:r>
+      <w:r>
+        <w:rPr>
+          <w:rFonts w:ascii="Consolas" w:eastAsiaTheme="minorHAnsi" w:hAnsi="Consolas" w:cs="Consolas" w:hint="eastAsia"/>
+          <w:sz w:val="24"/>
+          <w:szCs w:val="24"/>
+        </w:rPr>
+        <w:t xml:space="preserve"> </w:t>
+      </w:r>
+      <w:r>
+        <w:rPr>
+          <w:rFonts w:ascii="Consolas" w:eastAsiaTheme="minorHAnsi" w:hAnsi="Consolas" w:cs="Consolas" w:hint="eastAsia"/>
+          <w:sz w:val="24"/>
+          <w:szCs w:val="24"/>
+        </w:rPr>
+        <w:t>달린다</w:t>
+      </w:r>
+      <w:r>
+        <w:rPr>
+          <w:rFonts w:ascii="Consolas" w:eastAsiaTheme="minorHAnsi" w:hAnsi="Consolas" w:cs="Consolas" w:hint="eastAsia"/>
+          <w:sz w:val="24"/>
+          <w:szCs w:val="24"/>
+        </w:rPr>
+        <w:t>.</w:t>
       </w:r>
     </w:p>
     <w:p>
       <w:pPr>
-        <w:pStyle w:val="a7"/>
-        <w:ind w:leftChars="0" w:left="400"/>
-        <w:rPr>
-          <w:rFonts w:ascii="Consolas" w:eastAsiaTheme="minorHAnsi" w:hAnsi="Consolas" w:cs="Consolas"/>
-          <w:sz w:val="24"/>
-          <w:szCs w:val="24"/>
-        </w:rPr>
-      </w:pPr>
-      <w:r>
-        <w:rPr>
-          <w:rFonts w:ascii="Consolas" w:eastAsiaTheme="minorHAnsi" w:hAnsi="Consolas" w:cs="Consolas" w:hint="eastAsia"/>
-          <w:sz w:val="24"/>
-          <w:szCs w:val="24"/>
-        </w:rPr>
-        <w:t>예를</w:t>
-      </w:r>
-      <w:r>
-        <w:rPr>
-          <w:rFonts w:ascii="Consolas" w:eastAsiaTheme="minorHAnsi" w:hAnsi="Consolas" w:cs="Consolas"/>
-          <w:sz w:val="24"/>
-          <w:szCs w:val="24"/>
-        </w:rPr>
-        <w:t xml:space="preserve"> </w:t>
-      </w:r>
-      <w:r>
-        <w:rPr>
-          <w:rFonts w:ascii="Consolas" w:eastAsiaTheme="minorHAnsi" w:hAnsi="Consolas" w:cs="Consolas" w:hint="eastAsia"/>
-          <w:sz w:val="24"/>
-          <w:szCs w:val="24"/>
-        </w:rPr>
-        <w:t>들어</w:t>
-      </w:r>
-      <w:r>
-        <w:rPr>
-          <w:rFonts w:ascii="Consolas" w:eastAsiaTheme="minorHAnsi" w:hAnsi="Consolas" w:cs="Consolas"/>
-          <w:sz w:val="24"/>
-          <w:szCs w:val="24"/>
-        </w:rPr>
-        <w:t xml:space="preserve"> 25</w:t>
-      </w:r>
-      <w:r>
-        <w:rPr>
-          <w:rFonts w:ascii="Consolas" w:eastAsiaTheme="minorHAnsi" w:hAnsi="Consolas" w:cs="Consolas" w:hint="eastAsia"/>
-          <w:sz w:val="24"/>
-          <w:szCs w:val="24"/>
-        </w:rPr>
-        <w:t>는</w:t>
-      </w:r>
-      <w:r>
-        <w:rPr>
-          <w:rFonts w:ascii="Consolas" w:eastAsiaTheme="minorHAnsi" w:hAnsi="Consolas" w:cs="Consolas"/>
+        <w:ind w:firstLine="400"/>
+        <w:rPr>
+          <w:rFonts w:ascii="Consolas" w:eastAsiaTheme="minorHAnsi" w:hAnsi="Consolas" w:cs="Consolas" w:hint="eastAsia"/>
+          <w:sz w:val="24"/>
+          <w:szCs w:val="24"/>
+        </w:rPr>
+      </w:pPr>
+      <w:r>
+        <w:rPr>
+          <w:rFonts w:ascii="Consolas" w:eastAsiaTheme="minorHAnsi" w:hAnsi="Consolas" w:cs="Consolas" w:hint="eastAsia"/>
+          <w:sz w:val="24"/>
+          <w:szCs w:val="24"/>
+        </w:rPr>
+        <w:t>달리기</w:t>
+      </w:r>
+      <w:r>
+        <w:rPr>
+          <w:rFonts w:ascii="Consolas" w:eastAsiaTheme="minorHAnsi" w:hAnsi="Consolas" w:cs="Consolas" w:hint="eastAsia"/>
+          <w:sz w:val="24"/>
+          <w:szCs w:val="24"/>
+        </w:rPr>
+        <w:t xml:space="preserve"> </w:t>
+      </w:r>
+      <w:r>
+        <w:rPr>
+          <w:rFonts w:ascii="Consolas" w:eastAsiaTheme="minorHAnsi" w:hAnsi="Consolas" w:cs="Consolas" w:hint="eastAsia"/>
+          <w:sz w:val="24"/>
+          <w:szCs w:val="24"/>
+        </w:rPr>
+        <w:t>시합</w:t>
+      </w:r>
+      <w:r>
+        <w:rPr>
+          <w:rFonts w:ascii="Consolas" w:eastAsiaTheme="minorHAnsi" w:hAnsi="Consolas" w:cs="Consolas" w:hint="eastAsia"/>
+          <w:sz w:val="24"/>
+          <w:szCs w:val="24"/>
+        </w:rPr>
+        <w:t xml:space="preserve"> </w:t>
+      </w:r>
+      <w:r>
+        <w:rPr>
+          <w:rFonts w:ascii="Consolas" w:eastAsiaTheme="minorHAnsi" w:hAnsi="Consolas" w:cs="Consolas" w:hint="eastAsia"/>
+          <w:sz w:val="24"/>
+          <w:szCs w:val="24"/>
+        </w:rPr>
+        <w:t>결과</w:t>
+      </w:r>
+      <w:r>
+        <w:rPr>
+          <w:rFonts w:ascii="Consolas" w:eastAsiaTheme="minorHAnsi" w:hAnsi="Consolas" w:cs="Consolas" w:hint="eastAsia"/>
+          <w:sz w:val="24"/>
+          <w:szCs w:val="24"/>
+        </w:rPr>
+        <w:t xml:space="preserve">, </w:t>
+      </w:r>
+      <w:r>
+        <w:rPr>
+          <w:rFonts w:ascii="Consolas" w:eastAsiaTheme="minorHAnsi" w:hAnsi="Consolas" w:cs="Consolas" w:hint="eastAsia"/>
+          <w:sz w:val="24"/>
+          <w:szCs w:val="24"/>
+        </w:rPr>
+        <w:t>아래와</w:t>
+      </w:r>
+      <w:r>
+        <w:rPr>
+          <w:rFonts w:ascii="Consolas" w:eastAsiaTheme="minorHAnsi" w:hAnsi="Consolas" w:cs="Consolas" w:hint="eastAsia"/>
           <w:sz w:val="24"/>
           <w:szCs w:val="24"/>
         </w:rPr>
@@ -18569,423 +18700,71 @@
       </w:r>
       <w:r>
         <w:rPr>
-          <w:rFonts w:ascii="Consolas" w:eastAsiaTheme="minorHAnsi" w:hAnsi="Consolas" w:cs="Consolas"/>
-          <w:sz w:val="24"/>
-          <w:szCs w:val="24"/>
-        </w:rPr>
-        <w:t xml:space="preserve"> </w:t>
-      </w:r>
-      <w:r>
-        <w:rPr>
-          <w:rFonts w:ascii="Consolas" w:eastAsiaTheme="minorHAnsi" w:hAnsi="Consolas" w:cs="Consolas" w:hint="eastAsia"/>
-          <w:sz w:val="24"/>
-          <w:szCs w:val="24"/>
-        </w:rPr>
-        <w:t>자연수인</w:t>
-      </w:r>
-      <w:r>
-        <w:rPr>
-          <w:rFonts w:ascii="Consolas" w:eastAsiaTheme="minorHAnsi" w:hAnsi="Consolas" w:cs="Consolas"/>
-          <w:sz w:val="24"/>
-          <w:szCs w:val="24"/>
-        </w:rPr>
-        <w:t xml:space="preserve"> 5</w:t>
-      </w:r>
-      <w:r>
-        <w:rPr>
-          <w:rFonts w:ascii="Consolas" w:eastAsiaTheme="minorHAnsi" w:hAnsi="Consolas" w:cs="Consolas" w:hint="eastAsia"/>
-          <w:sz w:val="24"/>
-          <w:szCs w:val="24"/>
-        </w:rPr>
-        <w:t>를</w:t>
-      </w:r>
-      <w:r>
-        <w:rPr>
-          <w:rFonts w:ascii="Consolas" w:eastAsiaTheme="minorHAnsi" w:hAnsi="Consolas" w:cs="Consolas"/>
-          <w:sz w:val="24"/>
-          <w:szCs w:val="24"/>
-        </w:rPr>
-        <w:t xml:space="preserve"> </w:t>
-      </w:r>
-      <w:r>
-        <w:rPr>
-          <w:rFonts w:ascii="Consolas" w:eastAsiaTheme="minorHAnsi" w:hAnsi="Consolas" w:cs="Consolas" w:hint="eastAsia"/>
-          <w:sz w:val="24"/>
-          <w:szCs w:val="24"/>
-        </w:rPr>
-        <w:t>두</w:t>
-      </w:r>
-      <w:r>
-        <w:rPr>
-          <w:rFonts w:ascii="Consolas" w:eastAsiaTheme="minorHAnsi" w:hAnsi="Consolas" w:cs="Consolas"/>
-          <w:sz w:val="24"/>
-          <w:szCs w:val="24"/>
-        </w:rPr>
-        <w:t xml:space="preserve"> </w:t>
-      </w:r>
-      <w:r>
-        <w:rPr>
-          <w:rFonts w:ascii="Consolas" w:eastAsiaTheme="minorHAnsi" w:hAnsi="Consolas" w:cs="Consolas" w:hint="eastAsia"/>
-          <w:sz w:val="24"/>
-          <w:szCs w:val="24"/>
-        </w:rPr>
-        <w:t>번</w:t>
-      </w:r>
-      <w:r>
-        <w:rPr>
-          <w:rFonts w:ascii="Consolas" w:eastAsiaTheme="minorHAnsi" w:hAnsi="Consolas" w:cs="Consolas"/>
-          <w:sz w:val="24"/>
-          <w:szCs w:val="24"/>
-        </w:rPr>
-        <w:t xml:space="preserve"> </w:t>
-      </w:r>
-      <w:r>
-        <w:rPr>
-          <w:rFonts w:ascii="Consolas" w:eastAsiaTheme="minorHAnsi" w:hAnsi="Consolas" w:cs="Consolas" w:hint="eastAsia"/>
-          <w:sz w:val="24"/>
-          <w:szCs w:val="24"/>
-        </w:rPr>
-        <w:t>곱한</w:t>
-      </w:r>
-      <w:r>
-        <w:rPr>
-          <w:rFonts w:ascii="Consolas" w:eastAsiaTheme="minorHAnsi" w:hAnsi="Consolas" w:cs="Consolas"/>
-          <w:sz w:val="24"/>
-          <w:szCs w:val="24"/>
-        </w:rPr>
-        <w:t xml:space="preserve"> 5 </w:t>
-      </w:r>
-      <w:r>
-        <w:rPr>
-          <w:rFonts w:ascii="Consolas" w:eastAsiaTheme="minorHAnsi" w:hAnsi="Consolas" w:cs="Consolas" w:hint="eastAsia"/>
-          <w:sz w:val="24"/>
-          <w:szCs w:val="24"/>
-        </w:rPr>
-        <w:t>×</w:t>
-      </w:r>
-      <w:r>
-        <w:rPr>
-          <w:rFonts w:ascii="Consolas" w:eastAsiaTheme="minorHAnsi" w:hAnsi="Consolas" w:cs="Consolas"/>
-          <w:sz w:val="24"/>
-          <w:szCs w:val="24"/>
-        </w:rPr>
-        <w:t xml:space="preserve"> 5</w:t>
-      </w:r>
-      <w:r>
-        <w:rPr>
-          <w:rFonts w:ascii="Consolas" w:eastAsiaTheme="minorHAnsi" w:hAnsi="Consolas" w:cs="Consolas" w:hint="eastAsia"/>
-          <w:sz w:val="24"/>
-          <w:szCs w:val="24"/>
-        </w:rPr>
-        <w:t>와</w:t>
-      </w:r>
-      <w:r>
-        <w:rPr>
-          <w:rFonts w:ascii="Consolas" w:eastAsiaTheme="minorHAnsi" w:hAnsi="Consolas" w:cs="Consolas"/>
-          <w:sz w:val="24"/>
-          <w:szCs w:val="24"/>
-        </w:rPr>
-        <w:t xml:space="preserve"> </w:t>
-      </w:r>
-      <w:r>
-        <w:rPr>
-          <w:rFonts w:ascii="Consolas" w:eastAsiaTheme="minorHAnsi" w:hAnsi="Consolas" w:cs="Consolas" w:hint="eastAsia"/>
-          <w:sz w:val="24"/>
-          <w:szCs w:val="24"/>
-        </w:rPr>
-        <w:t>같으므로</w:t>
-      </w:r>
-      <w:r>
-        <w:rPr>
-          <w:rFonts w:ascii="Consolas" w:eastAsiaTheme="minorHAnsi" w:hAnsi="Consolas" w:cs="Consolas"/>
-          <w:sz w:val="24"/>
-          <w:szCs w:val="24"/>
-        </w:rPr>
-        <w:t xml:space="preserve"> </w:t>
-      </w:r>
-      <w:r>
-        <w:rPr>
-          <w:rFonts w:ascii="Consolas" w:eastAsiaTheme="minorHAnsi" w:hAnsi="Consolas" w:cs="Consolas" w:hint="eastAsia"/>
-          <w:sz w:val="24"/>
-          <w:szCs w:val="24"/>
-        </w:rPr>
-        <w:t>제곱수이다</w:t>
-      </w:r>
-      <w:r>
-        <w:rPr>
-          <w:rFonts w:ascii="Consolas" w:eastAsiaTheme="minorHAnsi" w:hAnsi="Consolas" w:cs="Consolas"/>
-          <w:sz w:val="24"/>
-          <w:szCs w:val="24"/>
-        </w:rPr>
-        <w:t xml:space="preserve">. </w:t>
-      </w:r>
-      <w:r>
-        <w:rPr>
-          <w:rFonts w:ascii="Consolas" w:eastAsiaTheme="minorHAnsi" w:hAnsi="Consolas" w:cs="Consolas" w:hint="eastAsia"/>
-          <w:sz w:val="24"/>
-          <w:szCs w:val="24"/>
-        </w:rPr>
-        <w:t>또한</w:t>
-      </w:r>
-      <w:r>
-        <w:rPr>
-          <w:rFonts w:ascii="Consolas" w:eastAsiaTheme="minorHAnsi" w:hAnsi="Consolas" w:cs="Consolas"/>
-          <w:sz w:val="24"/>
-          <w:szCs w:val="24"/>
-        </w:rPr>
-        <w:t>, 196</w:t>
-      </w:r>
-      <w:r>
-        <w:rPr>
-          <w:rFonts w:ascii="Consolas" w:eastAsiaTheme="minorHAnsi" w:hAnsi="Consolas" w:cs="Consolas" w:hint="eastAsia"/>
-          <w:sz w:val="24"/>
-          <w:szCs w:val="24"/>
-        </w:rPr>
-        <w:t>은</w:t>
-      </w:r>
-      <w:r>
-        <w:rPr>
-          <w:rFonts w:ascii="Consolas" w:eastAsiaTheme="minorHAnsi" w:hAnsi="Consolas" w:cs="Consolas"/>
-          <w:sz w:val="24"/>
-          <w:szCs w:val="24"/>
-        </w:rPr>
-        <w:t xml:space="preserve"> </w:t>
-      </w:r>
-      <w:r>
-        <w:rPr>
-          <w:rFonts w:ascii="Consolas" w:eastAsiaTheme="minorHAnsi" w:hAnsi="Consolas" w:cs="Consolas" w:hint="eastAsia"/>
-          <w:sz w:val="24"/>
-          <w:szCs w:val="24"/>
-        </w:rPr>
-        <w:t>같은</w:t>
-      </w:r>
-      <w:r>
-        <w:rPr>
-          <w:rFonts w:ascii="Consolas" w:eastAsiaTheme="minorHAnsi" w:hAnsi="Consolas" w:cs="Consolas"/>
-          <w:sz w:val="24"/>
-          <w:szCs w:val="24"/>
-        </w:rPr>
-        <w:t xml:space="preserve"> </w:t>
-      </w:r>
-      <w:r>
-        <w:rPr>
-          <w:rFonts w:ascii="Consolas" w:eastAsiaTheme="minorHAnsi" w:hAnsi="Consolas" w:cs="Consolas" w:hint="eastAsia"/>
-          <w:sz w:val="24"/>
-          <w:szCs w:val="24"/>
-        </w:rPr>
-        <w:t>자연수인</w:t>
-      </w:r>
-      <w:r>
-        <w:rPr>
-          <w:rFonts w:ascii="Consolas" w:eastAsiaTheme="minorHAnsi" w:hAnsi="Consolas" w:cs="Consolas"/>
-          <w:sz w:val="24"/>
-          <w:szCs w:val="24"/>
-        </w:rPr>
-        <w:t xml:space="preserve"> 14</w:t>
-      </w:r>
-      <w:r>
-        <w:rPr>
-          <w:rFonts w:ascii="Consolas" w:eastAsiaTheme="minorHAnsi" w:hAnsi="Consolas" w:cs="Consolas" w:hint="eastAsia"/>
-          <w:sz w:val="24"/>
-          <w:szCs w:val="24"/>
-        </w:rPr>
-        <w:t>를</w:t>
-      </w:r>
-      <w:r>
-        <w:rPr>
-          <w:rFonts w:ascii="Consolas" w:eastAsiaTheme="minorHAnsi" w:hAnsi="Consolas" w:cs="Consolas"/>
-          <w:sz w:val="24"/>
-          <w:szCs w:val="24"/>
-        </w:rPr>
-        <w:t xml:space="preserve"> </w:t>
-      </w:r>
-      <w:r>
-        <w:rPr>
-          <w:rFonts w:ascii="Consolas" w:eastAsiaTheme="minorHAnsi" w:hAnsi="Consolas" w:cs="Consolas" w:hint="eastAsia"/>
-          <w:sz w:val="24"/>
-          <w:szCs w:val="24"/>
-        </w:rPr>
-        <w:t>두</w:t>
-      </w:r>
-      <w:r>
-        <w:rPr>
-          <w:rFonts w:ascii="Consolas" w:eastAsiaTheme="minorHAnsi" w:hAnsi="Consolas" w:cs="Consolas"/>
-          <w:sz w:val="24"/>
-          <w:szCs w:val="24"/>
-        </w:rPr>
-        <w:t xml:space="preserve"> </w:t>
-      </w:r>
-      <w:r>
-        <w:rPr>
-          <w:rFonts w:ascii="Consolas" w:eastAsiaTheme="minorHAnsi" w:hAnsi="Consolas" w:cs="Consolas" w:hint="eastAsia"/>
-          <w:sz w:val="24"/>
-          <w:szCs w:val="24"/>
-        </w:rPr>
-        <w:t>번</w:t>
-      </w:r>
-      <w:r>
-        <w:rPr>
-          <w:rFonts w:ascii="Consolas" w:eastAsiaTheme="minorHAnsi" w:hAnsi="Consolas" w:cs="Consolas"/>
-          <w:sz w:val="24"/>
-          <w:szCs w:val="24"/>
-        </w:rPr>
-        <w:t xml:space="preserve"> </w:t>
-      </w:r>
-      <w:r>
-        <w:rPr>
-          <w:rFonts w:ascii="Consolas" w:eastAsiaTheme="minorHAnsi" w:hAnsi="Consolas" w:cs="Consolas" w:hint="eastAsia"/>
-          <w:sz w:val="24"/>
-          <w:szCs w:val="24"/>
-        </w:rPr>
-        <w:t>곱한</w:t>
-      </w:r>
-      <w:r>
-        <w:rPr>
-          <w:rFonts w:ascii="Consolas" w:eastAsiaTheme="minorHAnsi" w:hAnsi="Consolas" w:cs="Consolas"/>
-          <w:sz w:val="24"/>
-          <w:szCs w:val="24"/>
-        </w:rPr>
-        <w:t xml:space="preserve"> 14 </w:t>
-      </w:r>
-      <w:r>
-        <w:rPr>
-          <w:rFonts w:ascii="Consolas" w:eastAsiaTheme="minorHAnsi" w:hAnsi="Consolas" w:cs="Consolas" w:hint="eastAsia"/>
-          <w:sz w:val="24"/>
-          <w:szCs w:val="24"/>
-        </w:rPr>
-        <w:t>×</w:t>
-      </w:r>
-      <w:r>
-        <w:rPr>
-          <w:rFonts w:ascii="Consolas" w:eastAsiaTheme="minorHAnsi" w:hAnsi="Consolas" w:cs="Consolas"/>
-          <w:sz w:val="24"/>
-          <w:szCs w:val="24"/>
-        </w:rPr>
-        <w:t xml:space="preserve"> 14</w:t>
-      </w:r>
-      <w:r>
-        <w:rPr>
-          <w:rFonts w:ascii="Consolas" w:eastAsiaTheme="minorHAnsi" w:hAnsi="Consolas" w:cs="Consolas" w:hint="eastAsia"/>
-          <w:sz w:val="24"/>
-          <w:szCs w:val="24"/>
-        </w:rPr>
-        <w:t>와</w:t>
-      </w:r>
-      <w:r>
-        <w:rPr>
-          <w:rFonts w:ascii="Consolas" w:eastAsiaTheme="minorHAnsi" w:hAnsi="Consolas" w:cs="Consolas"/>
-          <w:sz w:val="24"/>
-          <w:szCs w:val="24"/>
-        </w:rPr>
-        <w:t xml:space="preserve"> </w:t>
-      </w:r>
-      <w:r>
-        <w:rPr>
-          <w:rFonts w:ascii="Consolas" w:eastAsiaTheme="minorHAnsi" w:hAnsi="Consolas" w:cs="Consolas" w:hint="eastAsia"/>
-          <w:sz w:val="24"/>
-          <w:szCs w:val="24"/>
-        </w:rPr>
-        <w:t>같으므로</w:t>
-      </w:r>
-      <w:r>
-        <w:rPr>
-          <w:rFonts w:ascii="Consolas" w:eastAsiaTheme="minorHAnsi" w:hAnsi="Consolas" w:cs="Consolas"/>
-          <w:sz w:val="24"/>
-          <w:szCs w:val="24"/>
-        </w:rPr>
-        <w:t xml:space="preserve"> </w:t>
-      </w:r>
-      <w:r>
-        <w:rPr>
-          <w:rFonts w:ascii="Consolas" w:eastAsiaTheme="minorHAnsi" w:hAnsi="Consolas" w:cs="Consolas" w:hint="eastAsia"/>
-          <w:sz w:val="24"/>
-          <w:szCs w:val="24"/>
-        </w:rPr>
-        <w:t>제곱수이다</w:t>
-      </w:r>
-      <w:r>
-        <w:rPr>
-          <w:rFonts w:ascii="Consolas" w:eastAsiaTheme="minorHAnsi" w:hAnsi="Consolas" w:cs="Consolas"/>
-          <w:sz w:val="24"/>
-          <w:szCs w:val="24"/>
-        </w:rPr>
-        <w:t xml:space="preserve">. </w:t>
-      </w:r>
-      <w:r>
-        <w:rPr>
-          <w:rFonts w:ascii="Consolas" w:eastAsiaTheme="minorHAnsi" w:hAnsi="Consolas" w:cs="Consolas" w:hint="eastAsia"/>
-          <w:sz w:val="24"/>
-          <w:szCs w:val="24"/>
-        </w:rPr>
-        <w:t>하지만</w:t>
-      </w:r>
-      <w:r>
-        <w:rPr>
-          <w:rFonts w:ascii="Consolas" w:eastAsiaTheme="minorHAnsi" w:hAnsi="Consolas" w:cs="Consolas"/>
-          <w:sz w:val="24"/>
-          <w:szCs w:val="24"/>
-        </w:rPr>
-        <w:t>, 123</w:t>
-      </w:r>
-      <w:r>
-        <w:rPr>
-          <w:rFonts w:ascii="Consolas" w:eastAsiaTheme="minorHAnsi" w:hAnsi="Consolas" w:cs="Consolas" w:hint="eastAsia"/>
-          <w:sz w:val="24"/>
-          <w:szCs w:val="24"/>
-        </w:rPr>
-        <w:t>이나</w:t>
-      </w:r>
-      <w:r>
-        <w:rPr>
-          <w:rFonts w:ascii="Consolas" w:eastAsiaTheme="minorHAnsi" w:hAnsi="Consolas" w:cs="Consolas"/>
-          <w:sz w:val="24"/>
-          <w:szCs w:val="24"/>
-        </w:rPr>
-        <w:t xml:space="preserve"> 997</w:t>
-      </w:r>
-      <w:r>
-        <w:rPr>
-          <w:rFonts w:ascii="Consolas" w:eastAsiaTheme="minorHAnsi" w:hAnsi="Consolas" w:cs="Consolas" w:hint="eastAsia"/>
-          <w:sz w:val="24"/>
-          <w:szCs w:val="24"/>
-        </w:rPr>
-        <w:t>은</w:t>
-      </w:r>
-      <w:r>
-        <w:rPr>
-          <w:rFonts w:ascii="Consolas" w:eastAsiaTheme="minorHAnsi" w:hAnsi="Consolas" w:cs="Consolas"/>
-          <w:sz w:val="24"/>
-          <w:szCs w:val="24"/>
-        </w:rPr>
-        <w:t xml:space="preserve"> </w:t>
-      </w:r>
-      <w:r>
-        <w:rPr>
-          <w:rFonts w:ascii="Consolas" w:eastAsiaTheme="minorHAnsi" w:hAnsi="Consolas" w:cs="Consolas" w:hint="eastAsia"/>
-          <w:sz w:val="24"/>
-          <w:szCs w:val="24"/>
-        </w:rPr>
-        <w:t>제곱수가</w:t>
-      </w:r>
-      <w:r>
-        <w:rPr>
-          <w:rFonts w:ascii="Consolas" w:eastAsiaTheme="minorHAnsi" w:hAnsi="Consolas" w:cs="Consolas"/>
-          <w:sz w:val="24"/>
-          <w:szCs w:val="24"/>
-        </w:rPr>
-        <w:t xml:space="preserve"> </w:t>
-      </w:r>
-      <w:r>
-        <w:rPr>
-          <w:rFonts w:ascii="Consolas" w:eastAsiaTheme="minorHAnsi" w:hAnsi="Consolas" w:cs="Consolas" w:hint="eastAsia"/>
-          <w:sz w:val="24"/>
-          <w:szCs w:val="24"/>
-        </w:rPr>
-        <w:t>아니다</w:t>
-      </w:r>
-      <w:r>
-        <w:rPr>
-          <w:rFonts w:ascii="Consolas" w:eastAsiaTheme="minorHAnsi" w:hAnsi="Consolas" w:cs="Consolas"/>
+          <w:rFonts w:ascii="Consolas" w:eastAsiaTheme="minorHAnsi" w:hAnsi="Consolas" w:cs="Consolas" w:hint="eastAsia"/>
+          <w:sz w:val="24"/>
+          <w:szCs w:val="24"/>
+        </w:rPr>
+        <w:t xml:space="preserve"> </w:t>
+      </w:r>
+      <w:r>
+        <w:rPr>
+          <w:rFonts w:ascii="Consolas" w:eastAsiaTheme="minorHAnsi" w:hAnsi="Consolas" w:cs="Consolas" w:hint="eastAsia"/>
+          <w:sz w:val="24"/>
+          <w:szCs w:val="24"/>
+        </w:rPr>
+        <w:t>정보를</w:t>
+      </w:r>
+      <w:r>
+        <w:rPr>
+          <w:rFonts w:ascii="Consolas" w:eastAsiaTheme="minorHAnsi" w:hAnsi="Consolas" w:cs="Consolas" w:hint="eastAsia"/>
+          <w:sz w:val="24"/>
+          <w:szCs w:val="24"/>
+        </w:rPr>
+        <w:t xml:space="preserve"> </w:t>
+      </w:r>
+      <w:r>
+        <w:rPr>
+          <w:rFonts w:ascii="Consolas" w:eastAsiaTheme="minorHAnsi" w:hAnsi="Consolas" w:cs="Consolas" w:hint="eastAsia"/>
+          <w:sz w:val="24"/>
+          <w:szCs w:val="24"/>
+        </w:rPr>
+        <w:t>알</w:t>
+      </w:r>
+      <w:r>
+        <w:rPr>
+          <w:rFonts w:ascii="Consolas" w:eastAsiaTheme="minorHAnsi" w:hAnsi="Consolas" w:cs="Consolas" w:hint="eastAsia"/>
+          <w:sz w:val="24"/>
+          <w:szCs w:val="24"/>
+        </w:rPr>
+        <w:t xml:space="preserve"> </w:t>
+      </w:r>
+      <w:r>
+        <w:rPr>
+          <w:rFonts w:ascii="Consolas" w:eastAsiaTheme="minorHAnsi" w:hAnsi="Consolas" w:cs="Consolas" w:hint="eastAsia"/>
+          <w:sz w:val="24"/>
+          <w:szCs w:val="24"/>
+        </w:rPr>
+        <w:t>수</w:t>
+      </w:r>
+      <w:r>
+        <w:rPr>
+          <w:rFonts w:ascii="Consolas" w:eastAsiaTheme="minorHAnsi" w:hAnsi="Consolas" w:cs="Consolas" w:hint="eastAsia"/>
+          <w:sz w:val="24"/>
+          <w:szCs w:val="24"/>
+        </w:rPr>
+        <w:t xml:space="preserve"> </w:t>
+      </w:r>
+      <w:r>
+        <w:rPr>
+          <w:rFonts w:ascii="Consolas" w:eastAsiaTheme="minorHAnsi" w:hAnsi="Consolas" w:cs="Consolas" w:hint="eastAsia"/>
+          <w:sz w:val="24"/>
+          <w:szCs w:val="24"/>
+        </w:rPr>
+        <w:t>있었다</w:t>
+      </w:r>
+      <w:r>
+        <w:rPr>
+          <w:rFonts w:ascii="Consolas" w:eastAsiaTheme="minorHAnsi" w:hAnsi="Consolas" w:cs="Consolas" w:hint="eastAsia"/>
           <w:sz w:val="24"/>
           <w:szCs w:val="24"/>
         </w:rPr>
@@ -18994,10 +18773,8 @@
     </w:p>
     <w:p>
       <w:pPr>
-        <w:pStyle w:val="a7"/>
-        <w:ind w:leftChars="0" w:left="400"/>
-        <w:rPr>
-          <w:rFonts w:ascii="Consolas" w:eastAsiaTheme="minorHAnsi" w:hAnsi="Consolas" w:cs="Consolas"/>
+        <w:rPr>
+          <w:rFonts w:ascii="Consolas" w:eastAsiaTheme="minorHAnsi" w:hAnsi="Consolas" w:cs="Consolas" w:hint="eastAsia"/>
           <w:sz w:val="24"/>
           <w:szCs w:val="24"/>
         </w:rPr>
@@ -19005,205 +18782,440 @@
     </w:p>
     <w:p>
       <w:pPr>
-        <w:pStyle w:val="a7"/>
-        <w:ind w:leftChars="182" w:left="400"/>
-        <w:rPr>
-          <w:rFonts w:ascii="Consolas" w:eastAsiaTheme="minorHAnsi" w:hAnsi="Consolas" w:cs="Consolas"/>
-          <w:sz w:val="24"/>
-          <w:szCs w:val="24"/>
-        </w:rPr>
-      </w:pPr>
-      <w:r>
-        <w:rPr>
-          <w:rFonts w:ascii="Consolas" w:eastAsiaTheme="minorHAnsi" w:hAnsi="Consolas" w:cs="Consolas" w:hint="eastAsia"/>
-          <w:sz w:val="24"/>
-          <w:szCs w:val="24"/>
-        </w:rPr>
-        <w:t>연도가</w:t>
-      </w:r>
-      <w:r>
-        <w:rPr>
-          <w:rFonts w:ascii="Consolas" w:eastAsiaTheme="minorHAnsi" w:hAnsi="Consolas" w:cs="Consolas"/>
-          <w:sz w:val="24"/>
-          <w:szCs w:val="24"/>
-        </w:rPr>
-        <w:t xml:space="preserve"> </w:t>
-      </w:r>
-      <w:r>
-        <w:rPr>
-          <w:rFonts w:ascii="Consolas" w:eastAsiaTheme="minorHAnsi" w:hAnsi="Consolas" w:cs="Consolas" w:hint="eastAsia"/>
-          <w:sz w:val="24"/>
-          <w:szCs w:val="24"/>
-        </w:rPr>
-        <w:t>제곱수인</w:t>
-      </w:r>
-      <w:r>
-        <w:rPr>
-          <w:rFonts w:ascii="Consolas" w:eastAsiaTheme="minorHAnsi" w:hAnsi="Consolas" w:cs="Consolas"/>
-          <w:sz w:val="24"/>
-          <w:szCs w:val="24"/>
-        </w:rPr>
-        <w:t xml:space="preserve"> </w:t>
-      </w:r>
-      <w:r>
-        <w:rPr>
-          <w:rFonts w:ascii="Consolas" w:eastAsiaTheme="minorHAnsi" w:hAnsi="Consolas" w:cs="Consolas" w:hint="eastAsia"/>
-          <w:sz w:val="24"/>
-          <w:szCs w:val="24"/>
-        </w:rPr>
-        <w:t>연도를</w:t>
-      </w:r>
-      <w:r>
-        <w:rPr>
-          <w:rFonts w:ascii="Consolas" w:eastAsiaTheme="minorHAnsi" w:hAnsi="Consolas" w:cs="Consolas"/>
-          <w:sz w:val="24"/>
-          <w:szCs w:val="24"/>
-        </w:rPr>
-        <w:t xml:space="preserve"> </w:t>
-      </w:r>
-      <w:r>
-        <w:rPr>
-          <w:rFonts w:ascii="Consolas" w:eastAsiaTheme="minorHAnsi" w:hAnsi="Consolas" w:cs="Consolas" w:hint="eastAsia"/>
-          <w:sz w:val="24"/>
-          <w:szCs w:val="24"/>
-        </w:rPr>
-        <w:t>제곱수</w:t>
-      </w:r>
-      <w:r>
-        <w:rPr>
-          <w:rFonts w:ascii="Consolas" w:eastAsiaTheme="minorHAnsi" w:hAnsi="Consolas" w:cs="Consolas"/>
-          <w:sz w:val="24"/>
-          <w:szCs w:val="24"/>
-        </w:rPr>
-        <w:t xml:space="preserve"> </w:t>
-      </w:r>
-      <w:proofErr w:type="spellStart"/>
-      <w:r>
-        <w:rPr>
-          <w:rFonts w:ascii="Consolas" w:eastAsiaTheme="minorHAnsi" w:hAnsi="Consolas" w:cs="Consolas" w:hint="eastAsia"/>
-          <w:sz w:val="24"/>
-          <w:szCs w:val="24"/>
-        </w:rPr>
-        <w:t>연도라고</w:t>
-      </w:r>
-      <w:proofErr w:type="spellEnd"/>
-      <w:r>
-        <w:rPr>
-          <w:rFonts w:ascii="Consolas" w:eastAsiaTheme="minorHAnsi" w:hAnsi="Consolas" w:cs="Consolas"/>
-          <w:sz w:val="24"/>
-          <w:szCs w:val="24"/>
-        </w:rPr>
-        <w:t xml:space="preserve"> </w:t>
-      </w:r>
-      <w:r>
-        <w:rPr>
-          <w:rFonts w:ascii="Consolas" w:eastAsiaTheme="minorHAnsi" w:hAnsi="Consolas" w:cs="Consolas" w:hint="eastAsia"/>
-          <w:sz w:val="24"/>
-          <w:szCs w:val="24"/>
-        </w:rPr>
-        <w:t>하자</w:t>
-      </w:r>
-      <w:r>
-        <w:rPr>
-          <w:rFonts w:ascii="Consolas" w:eastAsiaTheme="minorHAnsi" w:hAnsi="Consolas" w:cs="Consolas"/>
-          <w:sz w:val="24"/>
-          <w:szCs w:val="24"/>
-        </w:rPr>
-        <w:t xml:space="preserve">. </w:t>
+        <w:ind w:leftChars="100" w:left="220" w:firstLine="400"/>
+        <w:rPr>
+          <w:rFonts w:ascii="Consolas" w:eastAsiaTheme="minorHAnsi" w:hAnsi="Consolas" w:cs="Consolas" w:hint="eastAsia"/>
+          <w:sz w:val="24"/>
+          <w:szCs w:val="24"/>
+        </w:rPr>
+      </w:pPr>
+      <w:r>
+        <w:rPr>
+          <w:rFonts w:ascii="Consolas" w:eastAsiaTheme="minorHAnsi" w:hAnsi="Consolas" w:cs="Consolas" w:hint="eastAsia"/>
+          <w:sz w:val="24"/>
+          <w:szCs w:val="24"/>
+        </w:rPr>
+        <w:t>A</w:t>
+      </w:r>
+      <w:r>
+        <w:rPr>
+          <w:rFonts w:ascii="Consolas" w:eastAsiaTheme="minorHAnsi" w:hAnsi="Consolas" w:cs="Consolas" w:hint="eastAsia"/>
+          <w:sz w:val="24"/>
+          <w:szCs w:val="24"/>
+        </w:rPr>
+        <w:t>가</w:t>
+      </w:r>
+      <w:r>
+        <w:rPr>
+          <w:rFonts w:ascii="Consolas" w:eastAsiaTheme="minorHAnsi" w:hAnsi="Consolas" w:cs="Consolas" w:hint="eastAsia"/>
+          <w:sz w:val="24"/>
+          <w:szCs w:val="24"/>
+        </w:rPr>
+        <w:t xml:space="preserve"> </w:t>
+      </w:r>
+      <w:r>
+        <w:rPr>
+          <w:rFonts w:ascii="Consolas" w:eastAsiaTheme="minorHAnsi" w:hAnsi="Consolas" w:cs="Consolas" w:hint="eastAsia"/>
+          <w:sz w:val="24"/>
+          <w:szCs w:val="24"/>
+        </w:rPr>
+        <w:t>결승선에</w:t>
+      </w:r>
+      <w:r>
+        <w:rPr>
+          <w:rFonts w:ascii="Consolas" w:eastAsiaTheme="minorHAnsi" w:hAnsi="Consolas" w:cs="Consolas" w:hint="eastAsia"/>
+          <w:sz w:val="24"/>
+          <w:szCs w:val="24"/>
+        </w:rPr>
+        <w:t xml:space="preserve"> </w:t>
+      </w:r>
+      <w:r>
+        <w:rPr>
+          <w:rFonts w:ascii="Consolas" w:eastAsiaTheme="minorHAnsi" w:hAnsi="Consolas" w:cs="Consolas" w:hint="eastAsia"/>
+          <w:sz w:val="24"/>
+          <w:szCs w:val="24"/>
+        </w:rPr>
+        <w:t>도착한</w:t>
+      </w:r>
+      <w:r>
+        <w:rPr>
+          <w:rFonts w:ascii="Consolas" w:eastAsiaTheme="minorHAnsi" w:hAnsi="Consolas" w:cs="Consolas" w:hint="eastAsia"/>
+          <w:sz w:val="24"/>
+          <w:szCs w:val="24"/>
+        </w:rPr>
+        <w:t xml:space="preserve"> </w:t>
+      </w:r>
+      <w:r>
+        <w:rPr>
+          <w:rFonts w:ascii="Consolas" w:eastAsiaTheme="minorHAnsi" w:hAnsi="Consolas" w:cs="Consolas" w:hint="eastAsia"/>
+          <w:sz w:val="24"/>
+          <w:szCs w:val="24"/>
+        </w:rPr>
+        <w:t>순간</w:t>
+      </w:r>
+      <w:r>
+        <w:rPr>
+          <w:rFonts w:ascii="Consolas" w:eastAsiaTheme="minorHAnsi" w:hAnsi="Consolas" w:cs="Consolas" w:hint="eastAsia"/>
+          <w:sz w:val="24"/>
+          <w:szCs w:val="24"/>
+        </w:rPr>
+        <w:t>, B</w:t>
+      </w:r>
+      <w:r>
+        <w:rPr>
+          <w:rFonts w:ascii="Consolas" w:eastAsiaTheme="minorHAnsi" w:hAnsi="Consolas" w:cs="Consolas" w:hint="eastAsia"/>
+          <w:sz w:val="24"/>
+          <w:szCs w:val="24"/>
+        </w:rPr>
+        <w:t>는</w:t>
+      </w:r>
+      <w:r>
+        <w:rPr>
+          <w:rFonts w:ascii="Consolas" w:eastAsiaTheme="minorHAnsi" w:hAnsi="Consolas" w:cs="Consolas" w:hint="eastAsia"/>
+          <w:sz w:val="24"/>
+          <w:szCs w:val="24"/>
+        </w:rPr>
+        <w:t xml:space="preserve"> </w:t>
+      </w:r>
+      <w:r>
+        <w:rPr>
+          <w:rFonts w:ascii="Consolas" w:eastAsiaTheme="minorHAnsi" w:hAnsi="Consolas" w:cs="Consolas" w:hint="eastAsia"/>
+          <w:sz w:val="24"/>
+          <w:szCs w:val="24"/>
+        </w:rPr>
+        <w:t>결승선까지</w:t>
+      </w:r>
+      <w:r>
+        <w:rPr>
+          <w:rFonts w:ascii="Consolas" w:eastAsiaTheme="minorHAnsi" w:hAnsi="Consolas" w:cs="Consolas" w:hint="eastAsia"/>
+          <w:sz w:val="24"/>
+          <w:szCs w:val="24"/>
+        </w:rPr>
+        <w:t xml:space="preserve"> </w:t>
+      </w:r>
+      <w:r>
+        <w:rPr>
+          <w:rFonts w:ascii="Consolas" w:eastAsiaTheme="minorHAnsi" w:hAnsi="Consolas" w:cs="Consolas" w:hint="eastAsia"/>
+          <w:sz w:val="24"/>
+          <w:szCs w:val="24"/>
+        </w:rPr>
+        <w:t>정확히</w:t>
+      </w:r>
+      <w:r>
+        <w:rPr>
+          <w:rFonts w:ascii="Consolas" w:eastAsiaTheme="minorHAnsi" w:hAnsi="Consolas" w:cs="Consolas" w:hint="eastAsia"/>
+          <w:sz w:val="24"/>
+          <w:szCs w:val="24"/>
+        </w:rPr>
+        <w:t xml:space="preserve"> 10</w:t>
+      </w:r>
+      <w:r>
+        <w:rPr>
+          <w:rFonts w:ascii="Consolas" w:eastAsiaTheme="minorHAnsi" w:hAnsi="Consolas" w:cs="Consolas" w:hint="eastAsia"/>
+          <w:sz w:val="24"/>
+          <w:szCs w:val="24"/>
+        </w:rPr>
+        <w:t>미터</w:t>
+      </w:r>
+      <w:r>
+        <w:rPr>
+          <w:rFonts w:ascii="Consolas" w:eastAsiaTheme="minorHAnsi" w:hAnsi="Consolas" w:cs="Consolas" w:hint="eastAsia"/>
+          <w:sz w:val="24"/>
+          <w:szCs w:val="24"/>
+        </w:rPr>
+        <w:t xml:space="preserve"> </w:t>
+      </w:r>
+      <w:r>
+        <w:rPr>
+          <w:rFonts w:ascii="Consolas" w:eastAsiaTheme="minorHAnsi" w:hAnsi="Consolas" w:cs="Consolas" w:hint="eastAsia"/>
+          <w:sz w:val="24"/>
+          <w:szCs w:val="24"/>
+        </w:rPr>
+        <w:t>남아</w:t>
+      </w:r>
+      <w:r>
+        <w:rPr>
+          <w:rFonts w:ascii="Consolas" w:eastAsiaTheme="minorHAnsi" w:hAnsi="Consolas" w:cs="Consolas" w:hint="eastAsia"/>
+          <w:sz w:val="24"/>
+          <w:szCs w:val="24"/>
+        </w:rPr>
+        <w:t xml:space="preserve"> </w:t>
+      </w:r>
+      <w:r>
+        <w:rPr>
+          <w:rFonts w:ascii="Consolas" w:eastAsiaTheme="minorHAnsi" w:hAnsi="Consolas" w:cs="Consolas" w:hint="eastAsia"/>
+          <w:sz w:val="24"/>
+          <w:szCs w:val="24"/>
+        </w:rPr>
+        <w:t>있었다</w:t>
+      </w:r>
+      <w:r>
+        <w:rPr>
+          <w:rFonts w:ascii="Consolas" w:eastAsiaTheme="minorHAnsi" w:hAnsi="Consolas" w:cs="Consolas" w:hint="eastAsia"/>
+          <w:sz w:val="24"/>
+          <w:szCs w:val="24"/>
+        </w:rPr>
+        <w:t>.</w:t>
       </w:r>
     </w:p>
     <w:p>
       <w:pPr>
-        <w:pStyle w:val="a7"/>
-        <w:ind w:leftChars="182" w:left="400"/>
-        <w:rPr>
-          <w:rFonts w:ascii="Consolas" w:eastAsiaTheme="minorHAnsi" w:hAnsi="Consolas" w:cs="Consolas"/>
-          <w:sz w:val="24"/>
-          <w:szCs w:val="24"/>
-        </w:rPr>
-      </w:pPr>
-      <w:r>
-        <w:rPr>
-          <w:rFonts w:ascii="Consolas" w:eastAsiaTheme="minorHAnsi" w:hAnsi="Consolas" w:cs="Consolas" w:hint="eastAsia"/>
-          <w:sz w:val="24"/>
-          <w:szCs w:val="24"/>
-        </w:rPr>
-        <w:t>예를</w:t>
-      </w:r>
-      <w:r>
-        <w:rPr>
-          <w:rFonts w:ascii="Consolas" w:eastAsiaTheme="minorHAnsi" w:hAnsi="Consolas" w:cs="Consolas"/>
-          <w:sz w:val="24"/>
-          <w:szCs w:val="24"/>
-        </w:rPr>
-        <w:t xml:space="preserve"> </w:t>
-      </w:r>
-      <w:r>
-        <w:rPr>
-          <w:rFonts w:ascii="Consolas" w:eastAsiaTheme="minorHAnsi" w:hAnsi="Consolas" w:cs="Consolas" w:hint="eastAsia"/>
-          <w:sz w:val="24"/>
-          <w:szCs w:val="24"/>
-        </w:rPr>
-        <w:t>들어</w:t>
-      </w:r>
-      <w:r>
-        <w:rPr>
-          <w:rFonts w:ascii="Consolas" w:eastAsiaTheme="minorHAnsi" w:hAnsi="Consolas" w:cs="Consolas"/>
-          <w:sz w:val="24"/>
-          <w:szCs w:val="24"/>
-        </w:rPr>
-        <w:t>, 2025</w:t>
-      </w:r>
-      <w:r>
-        <w:rPr>
-          <w:rFonts w:ascii="Consolas" w:eastAsiaTheme="minorHAnsi" w:hAnsi="Consolas" w:cs="Consolas" w:hint="eastAsia"/>
-          <w:sz w:val="24"/>
-          <w:szCs w:val="24"/>
-        </w:rPr>
-        <w:t>년으로</w:t>
-      </w:r>
-      <w:r>
-        <w:rPr>
-          <w:rFonts w:ascii="Consolas" w:eastAsiaTheme="minorHAnsi" w:hAnsi="Consolas" w:cs="Consolas"/>
-          <w:sz w:val="24"/>
-          <w:szCs w:val="24"/>
-        </w:rPr>
-        <w:t xml:space="preserve"> </w:t>
-      </w:r>
-      <w:r>
-        <w:rPr>
-          <w:rFonts w:ascii="Consolas" w:eastAsiaTheme="minorHAnsi" w:hAnsi="Consolas" w:cs="Consolas" w:hint="eastAsia"/>
-          <w:sz w:val="24"/>
-          <w:szCs w:val="24"/>
-        </w:rPr>
-        <w:t>가정한다</w:t>
-      </w:r>
-      <w:r>
-        <w:rPr>
-          <w:rFonts w:ascii="Consolas" w:eastAsiaTheme="minorHAnsi" w:hAnsi="Consolas" w:cs="Consolas"/>
-          <w:sz w:val="24"/>
-          <w:szCs w:val="24"/>
-        </w:rPr>
-        <w:t xml:space="preserve">. </w:t>
+        <w:ind w:leftChars="100" w:left="220" w:firstLine="400"/>
+        <w:rPr>
+          <w:rFonts w:ascii="Consolas" w:eastAsiaTheme="minorHAnsi" w:hAnsi="Consolas" w:cs="Consolas" w:hint="eastAsia"/>
+          <w:sz w:val="24"/>
+          <w:szCs w:val="24"/>
+        </w:rPr>
+      </w:pPr>
+      <w:r>
+        <w:rPr>
+          <w:rFonts w:ascii="Consolas" w:eastAsiaTheme="minorHAnsi" w:hAnsi="Consolas" w:cs="Consolas" w:hint="eastAsia"/>
+          <w:sz w:val="24"/>
+          <w:szCs w:val="24"/>
+        </w:rPr>
+        <w:t>B</w:t>
+      </w:r>
+      <w:r>
+        <w:rPr>
+          <w:rFonts w:ascii="Consolas" w:eastAsiaTheme="minorHAnsi" w:hAnsi="Consolas" w:cs="Consolas" w:hint="eastAsia"/>
+          <w:sz w:val="24"/>
+          <w:szCs w:val="24"/>
+        </w:rPr>
+        <w:t>가</w:t>
+      </w:r>
+      <w:r>
+        <w:rPr>
+          <w:rFonts w:ascii="Consolas" w:eastAsiaTheme="minorHAnsi" w:hAnsi="Consolas" w:cs="Consolas" w:hint="eastAsia"/>
+          <w:sz w:val="24"/>
+          <w:szCs w:val="24"/>
+        </w:rPr>
+        <w:t xml:space="preserve"> </w:t>
+      </w:r>
+      <w:r>
+        <w:rPr>
+          <w:rFonts w:ascii="Consolas" w:eastAsiaTheme="minorHAnsi" w:hAnsi="Consolas" w:cs="Consolas" w:hint="eastAsia"/>
+          <w:sz w:val="24"/>
+          <w:szCs w:val="24"/>
+        </w:rPr>
+        <w:t>결승선에</w:t>
+      </w:r>
+      <w:r>
+        <w:rPr>
+          <w:rFonts w:ascii="Consolas" w:eastAsiaTheme="minorHAnsi" w:hAnsi="Consolas" w:cs="Consolas" w:hint="eastAsia"/>
+          <w:sz w:val="24"/>
+          <w:szCs w:val="24"/>
+        </w:rPr>
+        <w:t xml:space="preserve"> </w:t>
+      </w:r>
+      <w:r>
+        <w:rPr>
+          <w:rFonts w:ascii="Consolas" w:eastAsiaTheme="minorHAnsi" w:hAnsi="Consolas" w:cs="Consolas" w:hint="eastAsia"/>
+          <w:sz w:val="24"/>
+          <w:szCs w:val="24"/>
+        </w:rPr>
+        <w:t>도착한</w:t>
+      </w:r>
+      <w:r>
+        <w:rPr>
+          <w:rFonts w:ascii="Consolas" w:eastAsiaTheme="minorHAnsi" w:hAnsi="Consolas" w:cs="Consolas" w:hint="eastAsia"/>
+          <w:sz w:val="24"/>
+          <w:szCs w:val="24"/>
+        </w:rPr>
+        <w:t xml:space="preserve"> </w:t>
+      </w:r>
+      <w:r>
+        <w:rPr>
+          <w:rFonts w:ascii="Consolas" w:eastAsiaTheme="minorHAnsi" w:hAnsi="Consolas" w:cs="Consolas" w:hint="eastAsia"/>
+          <w:sz w:val="24"/>
+          <w:szCs w:val="24"/>
+        </w:rPr>
+        <w:t>순간</w:t>
+      </w:r>
+      <w:r>
+        <w:rPr>
+          <w:rFonts w:ascii="Consolas" w:eastAsiaTheme="minorHAnsi" w:hAnsi="Consolas" w:cs="Consolas" w:hint="eastAsia"/>
+          <w:sz w:val="24"/>
+          <w:szCs w:val="24"/>
+        </w:rPr>
+        <w:t>, C</w:t>
+      </w:r>
+      <w:r>
+        <w:rPr>
+          <w:rFonts w:ascii="Consolas" w:eastAsiaTheme="minorHAnsi" w:hAnsi="Consolas" w:cs="Consolas" w:hint="eastAsia"/>
+          <w:sz w:val="24"/>
+          <w:szCs w:val="24"/>
+        </w:rPr>
+        <w:t>는</w:t>
+      </w:r>
+      <w:r>
+        <w:rPr>
+          <w:rFonts w:ascii="Consolas" w:eastAsiaTheme="minorHAnsi" w:hAnsi="Consolas" w:cs="Consolas" w:hint="eastAsia"/>
+          <w:sz w:val="24"/>
+          <w:szCs w:val="24"/>
+        </w:rPr>
+        <w:t xml:space="preserve"> </w:t>
+      </w:r>
+      <w:r>
+        <w:rPr>
+          <w:rFonts w:ascii="Consolas" w:eastAsiaTheme="minorHAnsi" w:hAnsi="Consolas" w:cs="Consolas" w:hint="eastAsia"/>
+          <w:sz w:val="24"/>
+          <w:szCs w:val="24"/>
+        </w:rPr>
+        <w:t>결승선까지</w:t>
+      </w:r>
+      <w:r>
+        <w:rPr>
+          <w:rFonts w:ascii="Consolas" w:eastAsiaTheme="minorHAnsi" w:hAnsi="Consolas" w:cs="Consolas" w:hint="eastAsia"/>
+          <w:sz w:val="24"/>
+          <w:szCs w:val="24"/>
+        </w:rPr>
+        <w:t xml:space="preserve"> </w:t>
+      </w:r>
+      <w:r>
+        <w:rPr>
+          <w:rFonts w:ascii="Consolas" w:eastAsiaTheme="minorHAnsi" w:hAnsi="Consolas" w:cs="Consolas" w:hint="eastAsia"/>
+          <w:sz w:val="24"/>
+          <w:szCs w:val="24"/>
+        </w:rPr>
+        <w:t>정확히</w:t>
+      </w:r>
+      <w:r>
+        <w:rPr>
+          <w:rFonts w:ascii="Consolas" w:eastAsiaTheme="minorHAnsi" w:hAnsi="Consolas" w:cs="Consolas" w:hint="eastAsia"/>
+          <w:sz w:val="24"/>
+          <w:szCs w:val="24"/>
+        </w:rPr>
+        <w:t xml:space="preserve"> 15</w:t>
+      </w:r>
+      <w:r>
+        <w:rPr>
+          <w:rFonts w:ascii="Consolas" w:eastAsiaTheme="minorHAnsi" w:hAnsi="Consolas" w:cs="Consolas" w:hint="eastAsia"/>
+          <w:sz w:val="24"/>
+          <w:szCs w:val="24"/>
+        </w:rPr>
+        <w:t>미터</w:t>
+      </w:r>
+      <w:r>
+        <w:rPr>
+          <w:rFonts w:ascii="Consolas" w:eastAsiaTheme="minorHAnsi" w:hAnsi="Consolas" w:cs="Consolas" w:hint="eastAsia"/>
+          <w:sz w:val="24"/>
+          <w:szCs w:val="24"/>
+        </w:rPr>
+        <w:t xml:space="preserve"> </w:t>
+      </w:r>
+      <w:r>
+        <w:rPr>
+          <w:rFonts w:ascii="Consolas" w:eastAsiaTheme="minorHAnsi" w:hAnsi="Consolas" w:cs="Consolas" w:hint="eastAsia"/>
+          <w:sz w:val="24"/>
+          <w:szCs w:val="24"/>
+        </w:rPr>
+        <w:t>남아</w:t>
+      </w:r>
+      <w:r>
+        <w:rPr>
+          <w:rFonts w:ascii="Consolas" w:eastAsiaTheme="minorHAnsi" w:hAnsi="Consolas" w:cs="Consolas" w:hint="eastAsia"/>
+          <w:sz w:val="24"/>
+          <w:szCs w:val="24"/>
+        </w:rPr>
+        <w:t xml:space="preserve"> </w:t>
+      </w:r>
+      <w:r>
+        <w:rPr>
+          <w:rFonts w:ascii="Consolas" w:eastAsiaTheme="minorHAnsi" w:hAnsi="Consolas" w:cs="Consolas" w:hint="eastAsia"/>
+          <w:sz w:val="24"/>
+          <w:szCs w:val="24"/>
+        </w:rPr>
+        <w:t>있었다</w:t>
+      </w:r>
+      <w:r>
+        <w:rPr>
+          <w:rFonts w:ascii="Consolas" w:eastAsiaTheme="minorHAnsi" w:hAnsi="Consolas" w:cs="Consolas" w:hint="eastAsia"/>
+          <w:sz w:val="24"/>
+          <w:szCs w:val="24"/>
+        </w:rPr>
+        <w:t>.</w:t>
       </w:r>
     </w:p>
     <w:p>
       <w:pPr>
-        <w:pStyle w:val="a7"/>
-        <w:ind w:leftChars="182" w:left="400"/>
-        <w:rPr>
-          <w:rFonts w:ascii="Consolas" w:eastAsiaTheme="minorHAnsi" w:hAnsi="Consolas" w:cs="Consolas"/>
-          <w:sz w:val="24"/>
-          <w:szCs w:val="24"/>
-        </w:rPr>
-      </w:pPr>
-      <w:r>
-        <w:rPr>
-          <w:rFonts w:ascii="Consolas" w:eastAsiaTheme="minorHAnsi" w:hAnsi="Consolas" w:cs="Consolas"/>
-          <w:sz w:val="24"/>
-          <w:szCs w:val="24"/>
-        </w:rPr>
-        <w:t>2025</w:t>
+        <w:ind w:leftChars="100" w:left="220" w:firstLine="400"/>
+        <w:rPr>
+          <w:rFonts w:ascii="Consolas" w:eastAsiaTheme="minorHAnsi" w:hAnsi="Consolas" w:cs="Consolas" w:hint="eastAsia"/>
+          <w:sz w:val="24"/>
+          <w:szCs w:val="24"/>
+        </w:rPr>
+      </w:pPr>
+      <w:r>
+        <w:rPr>
+          <w:rFonts w:ascii="Consolas" w:eastAsiaTheme="minorHAnsi" w:hAnsi="Consolas" w:cs="Consolas" w:hint="eastAsia"/>
+          <w:sz w:val="24"/>
+          <w:szCs w:val="24"/>
+        </w:rPr>
+        <w:t>C</w:t>
+      </w:r>
+      <w:r>
+        <w:rPr>
+          <w:rFonts w:ascii="Consolas" w:eastAsiaTheme="minorHAnsi" w:hAnsi="Consolas" w:cs="Consolas" w:hint="eastAsia"/>
+          <w:sz w:val="24"/>
+          <w:szCs w:val="24"/>
+        </w:rPr>
+        <w:t>가</w:t>
+      </w:r>
+      <w:r>
+        <w:rPr>
+          <w:rFonts w:ascii="Consolas" w:eastAsiaTheme="minorHAnsi" w:hAnsi="Consolas" w:cs="Consolas" w:hint="eastAsia"/>
+          <w:sz w:val="24"/>
+          <w:szCs w:val="24"/>
+        </w:rPr>
+        <w:t xml:space="preserve"> </w:t>
+      </w:r>
+      <w:r>
+        <w:rPr>
+          <w:rFonts w:ascii="Consolas" w:eastAsiaTheme="minorHAnsi" w:hAnsi="Consolas" w:cs="Consolas" w:hint="eastAsia"/>
+          <w:sz w:val="24"/>
+          <w:szCs w:val="24"/>
+        </w:rPr>
+        <w:t>결승선에</w:t>
+      </w:r>
+      <w:r>
+        <w:rPr>
+          <w:rFonts w:ascii="Consolas" w:eastAsiaTheme="minorHAnsi" w:hAnsi="Consolas" w:cs="Consolas" w:hint="eastAsia"/>
+          <w:sz w:val="24"/>
+          <w:szCs w:val="24"/>
+        </w:rPr>
+        <w:t xml:space="preserve"> </w:t>
+      </w:r>
+      <w:r>
+        <w:rPr>
+          <w:rFonts w:ascii="Consolas" w:eastAsiaTheme="minorHAnsi" w:hAnsi="Consolas" w:cs="Consolas" w:hint="eastAsia"/>
+          <w:sz w:val="24"/>
+          <w:szCs w:val="24"/>
+        </w:rPr>
+        <w:t>도착한</w:t>
+      </w:r>
+      <w:r>
+        <w:rPr>
+          <w:rFonts w:ascii="Consolas" w:eastAsiaTheme="minorHAnsi" w:hAnsi="Consolas" w:cs="Consolas" w:hint="eastAsia"/>
+          <w:sz w:val="24"/>
+          <w:szCs w:val="24"/>
+        </w:rPr>
+        <w:t xml:space="preserve"> </w:t>
+      </w:r>
+      <w:r>
+        <w:rPr>
+          <w:rFonts w:ascii="Consolas" w:eastAsiaTheme="minorHAnsi" w:hAnsi="Consolas" w:cs="Consolas" w:hint="eastAsia"/>
+          <w:sz w:val="24"/>
+          <w:szCs w:val="24"/>
+        </w:rPr>
+        <w:t>순간</w:t>
+      </w:r>
+      <w:r>
+        <w:rPr>
+          <w:rFonts w:ascii="Consolas" w:eastAsiaTheme="minorHAnsi" w:hAnsi="Consolas" w:cs="Consolas" w:hint="eastAsia"/>
+          <w:sz w:val="24"/>
+          <w:szCs w:val="24"/>
+        </w:rPr>
+        <w:t>, D</w:t>
       </w:r>
       <w:r>
         <w:rPr>
@@ -19215,135 +19227,87 @@
       </w:r>
       <w:r>
         <w:rPr>
-          <w:rFonts w:ascii="Consolas" w:eastAsiaTheme="minorHAnsi" w:hAnsi="Consolas" w:cs="Consolas"/>
-          <w:sz w:val="24"/>
-          <w:szCs w:val="24"/>
-        </w:rPr>
-        <w:t xml:space="preserve"> 45 </w:t>
-      </w:r>
-      <w:r>
-        <w:rPr>
-          <w:rFonts w:ascii="Consolas" w:eastAsiaTheme="minorHAnsi" w:hAnsi="Consolas" w:cs="Consolas" w:hint="eastAsia"/>
-          <w:sz w:val="24"/>
-          <w:szCs w:val="24"/>
-        </w:rPr>
-        <w:t>×</w:t>
-      </w:r>
-      <w:r>
-        <w:rPr>
-          <w:rFonts w:ascii="Consolas" w:eastAsiaTheme="minorHAnsi" w:hAnsi="Consolas" w:cs="Consolas"/>
-          <w:sz w:val="24"/>
-          <w:szCs w:val="24"/>
-        </w:rPr>
-        <w:t xml:space="preserve"> 45</w:t>
-      </w:r>
-      <w:r>
-        <w:rPr>
-          <w:rFonts w:ascii="Consolas" w:eastAsiaTheme="minorHAnsi" w:hAnsi="Consolas" w:cs="Consolas" w:hint="eastAsia"/>
-          <w:sz w:val="24"/>
-          <w:szCs w:val="24"/>
-        </w:rPr>
-        <w:t>와</w:t>
-      </w:r>
-      <w:r>
-        <w:rPr>
-          <w:rFonts w:ascii="Consolas" w:eastAsiaTheme="minorHAnsi" w:hAnsi="Consolas" w:cs="Consolas"/>
-          <w:sz w:val="24"/>
-          <w:szCs w:val="24"/>
-        </w:rPr>
-        <w:t xml:space="preserve"> </w:t>
-      </w:r>
-      <w:r>
-        <w:rPr>
-          <w:rFonts w:ascii="Consolas" w:eastAsiaTheme="minorHAnsi" w:hAnsi="Consolas" w:cs="Consolas" w:hint="eastAsia"/>
-          <w:sz w:val="24"/>
-          <w:szCs w:val="24"/>
-        </w:rPr>
-        <w:t>같아서</w:t>
-      </w:r>
-      <w:r>
-        <w:rPr>
-          <w:rFonts w:ascii="Consolas" w:eastAsiaTheme="minorHAnsi" w:hAnsi="Consolas" w:cs="Consolas"/>
-          <w:sz w:val="24"/>
-          <w:szCs w:val="24"/>
-        </w:rPr>
-        <w:t xml:space="preserve"> </w:t>
-      </w:r>
-      <w:r>
-        <w:rPr>
-          <w:rFonts w:ascii="Consolas" w:eastAsiaTheme="minorHAnsi" w:hAnsi="Consolas" w:cs="Consolas" w:hint="eastAsia"/>
-          <w:sz w:val="24"/>
-          <w:szCs w:val="24"/>
-        </w:rPr>
-        <w:t>제곱수이므로</w:t>
-      </w:r>
-      <w:r>
-        <w:rPr>
-          <w:rFonts w:ascii="Consolas" w:eastAsiaTheme="minorHAnsi" w:hAnsi="Consolas" w:cs="Consolas"/>
-          <w:sz w:val="24"/>
-          <w:szCs w:val="24"/>
-        </w:rPr>
-        <w:t xml:space="preserve">, </w:t>
-      </w:r>
-      <w:r>
-        <w:rPr>
-          <w:rFonts w:ascii="Consolas" w:eastAsiaTheme="minorHAnsi" w:hAnsi="Consolas" w:cs="Consolas" w:hint="eastAsia"/>
-          <w:sz w:val="24"/>
-          <w:szCs w:val="24"/>
-        </w:rPr>
-        <w:t>해당</w:t>
-      </w:r>
-      <w:r>
-        <w:rPr>
-          <w:rFonts w:ascii="Consolas" w:eastAsiaTheme="minorHAnsi" w:hAnsi="Consolas" w:cs="Consolas"/>
-          <w:sz w:val="24"/>
-          <w:szCs w:val="24"/>
-        </w:rPr>
-        <w:t xml:space="preserve"> </w:t>
-      </w:r>
-      <w:r>
-        <w:rPr>
-          <w:rFonts w:ascii="Consolas" w:eastAsiaTheme="minorHAnsi" w:hAnsi="Consolas" w:cs="Consolas" w:hint="eastAsia"/>
-          <w:sz w:val="24"/>
-          <w:szCs w:val="24"/>
-        </w:rPr>
-        <w:t>연도는</w:t>
-      </w:r>
-      <w:r>
-        <w:rPr>
-          <w:rFonts w:ascii="Consolas" w:eastAsiaTheme="minorHAnsi" w:hAnsi="Consolas" w:cs="Consolas"/>
-          <w:sz w:val="24"/>
-          <w:szCs w:val="24"/>
-        </w:rPr>
-        <w:t xml:space="preserve"> </w:t>
-      </w:r>
-      <w:r>
-        <w:rPr>
-          <w:rFonts w:ascii="Consolas" w:eastAsiaTheme="minorHAnsi" w:hAnsi="Consolas" w:cs="Consolas" w:hint="eastAsia"/>
-          <w:sz w:val="24"/>
-          <w:szCs w:val="24"/>
-        </w:rPr>
-        <w:t>제곱수</w:t>
-      </w:r>
-      <w:r>
-        <w:rPr>
-          <w:rFonts w:ascii="Consolas" w:eastAsiaTheme="minorHAnsi" w:hAnsi="Consolas" w:cs="Consolas"/>
-          <w:sz w:val="24"/>
-          <w:szCs w:val="24"/>
-        </w:rPr>
-        <w:t xml:space="preserve"> </w:t>
-      </w:r>
-      <w:r>
-        <w:rPr>
-          <w:rFonts w:ascii="Consolas" w:eastAsiaTheme="minorHAnsi" w:hAnsi="Consolas" w:cs="Consolas" w:hint="eastAsia"/>
-          <w:sz w:val="24"/>
-          <w:szCs w:val="24"/>
-        </w:rPr>
-        <w:t>연도이다</w:t>
-      </w:r>
-      <w:r>
-        <w:rPr>
-          <w:rFonts w:ascii="Consolas" w:eastAsiaTheme="minorHAnsi" w:hAnsi="Consolas" w:cs="Consolas"/>
+          <w:rFonts w:ascii="Consolas" w:eastAsiaTheme="minorHAnsi" w:hAnsi="Consolas" w:cs="Consolas" w:hint="eastAsia"/>
+          <w:sz w:val="24"/>
+          <w:szCs w:val="24"/>
+        </w:rPr>
+        <w:t xml:space="preserve"> </w:t>
+      </w:r>
+      <w:r>
+        <w:rPr>
+          <w:rFonts w:ascii="Consolas" w:eastAsiaTheme="minorHAnsi" w:hAnsi="Consolas" w:cs="Consolas" w:hint="eastAsia"/>
+          <w:sz w:val="24"/>
+          <w:szCs w:val="24"/>
+        </w:rPr>
+        <w:t>결승선까지</w:t>
+      </w:r>
+      <w:r>
+        <w:rPr>
+          <w:rFonts w:ascii="Consolas" w:eastAsiaTheme="minorHAnsi" w:hAnsi="Consolas" w:cs="Consolas" w:hint="eastAsia"/>
+          <w:sz w:val="24"/>
+          <w:szCs w:val="24"/>
+        </w:rPr>
+        <w:t xml:space="preserve"> </w:t>
+      </w:r>
+      <w:r>
+        <w:rPr>
+          <w:rFonts w:ascii="Consolas" w:eastAsiaTheme="minorHAnsi" w:hAnsi="Consolas" w:cs="Consolas" w:hint="eastAsia"/>
+          <w:sz w:val="24"/>
+          <w:szCs w:val="24"/>
+        </w:rPr>
+        <w:t>정확히</w:t>
+      </w:r>
+      <w:r>
+        <w:rPr>
+          <w:rFonts w:ascii="Consolas" w:eastAsiaTheme="minorHAnsi" w:hAnsi="Consolas" w:cs="Consolas" w:hint="eastAsia"/>
+          <w:sz w:val="24"/>
+          <w:szCs w:val="24"/>
+        </w:rPr>
+        <w:t xml:space="preserve"> 25</w:t>
+      </w:r>
+      <w:r>
+        <w:rPr>
+          <w:rFonts w:ascii="Consolas" w:eastAsiaTheme="minorHAnsi" w:hAnsi="Consolas" w:cs="Consolas" w:hint="eastAsia"/>
+          <w:sz w:val="24"/>
+          <w:szCs w:val="24"/>
+        </w:rPr>
+        <w:t>미터</w:t>
+      </w:r>
+      <w:r>
+        <w:rPr>
+          <w:rFonts w:ascii="Consolas" w:eastAsiaTheme="minorHAnsi" w:hAnsi="Consolas" w:cs="Consolas" w:hint="eastAsia"/>
+          <w:sz w:val="24"/>
+          <w:szCs w:val="24"/>
+        </w:rPr>
+        <w:t xml:space="preserve"> </w:t>
+      </w:r>
+      <w:r>
+        <w:rPr>
+          <w:rFonts w:ascii="Consolas" w:eastAsiaTheme="minorHAnsi" w:hAnsi="Consolas" w:cs="Consolas" w:hint="eastAsia"/>
+          <w:sz w:val="24"/>
+          <w:szCs w:val="24"/>
+        </w:rPr>
+        <w:t>남아</w:t>
+      </w:r>
+      <w:r>
+        <w:rPr>
+          <w:rFonts w:ascii="Consolas" w:eastAsiaTheme="minorHAnsi" w:hAnsi="Consolas" w:cs="Consolas" w:hint="eastAsia"/>
+          <w:sz w:val="24"/>
+          <w:szCs w:val="24"/>
+        </w:rPr>
+        <w:t xml:space="preserve"> </w:t>
+      </w:r>
+      <w:r>
+        <w:rPr>
+          <w:rFonts w:ascii="Consolas" w:eastAsiaTheme="minorHAnsi" w:hAnsi="Consolas" w:cs="Consolas" w:hint="eastAsia"/>
+          <w:sz w:val="24"/>
+          <w:szCs w:val="24"/>
+        </w:rPr>
+        <w:t>있었다</w:t>
+      </w:r>
+      <w:r>
+        <w:rPr>
+          <w:rFonts w:ascii="Consolas" w:eastAsiaTheme="minorHAnsi" w:hAnsi="Consolas" w:cs="Consolas" w:hint="eastAsia"/>
           <w:sz w:val="24"/>
           <w:szCs w:val="24"/>
         </w:rPr>
@@ -19352,366 +19316,146 @@
     </w:p>
     <w:p>
       <w:pPr>
-        <w:pStyle w:val="a7"/>
-        <w:ind w:leftChars="182" w:left="400"/>
-        <w:rPr>
-          <w:rFonts w:ascii="Consolas" w:eastAsiaTheme="minorHAnsi" w:hAnsi="Consolas" w:cs="Consolas"/>
-          <w:sz w:val="24"/>
-          <w:szCs w:val="24"/>
-        </w:rPr>
-      </w:pPr>
-      <w:r>
-        <w:rPr>
-          <w:rFonts w:ascii="Consolas" w:eastAsiaTheme="minorHAnsi" w:hAnsi="Consolas" w:cs="Consolas"/>
-          <w:sz w:val="24"/>
-          <w:szCs w:val="24"/>
-        </w:rPr>
-        <w:t>2025</w:t>
-      </w:r>
-      <w:r>
-        <w:rPr>
-          <w:rFonts w:ascii="Consolas" w:eastAsiaTheme="minorHAnsi" w:hAnsi="Consolas" w:cs="Consolas" w:hint="eastAsia"/>
-          <w:sz w:val="24"/>
-          <w:szCs w:val="24"/>
-        </w:rPr>
-        <w:t>년</w:t>
-      </w:r>
-      <w:r>
-        <w:rPr>
-          <w:rFonts w:ascii="Consolas" w:eastAsiaTheme="minorHAnsi" w:hAnsi="Consolas" w:cs="Consolas"/>
-          <w:sz w:val="24"/>
-          <w:szCs w:val="24"/>
-        </w:rPr>
-        <w:t xml:space="preserve"> </w:t>
-      </w:r>
-      <w:r>
-        <w:rPr>
-          <w:rFonts w:ascii="Consolas" w:eastAsiaTheme="minorHAnsi" w:hAnsi="Consolas" w:cs="Consolas" w:hint="eastAsia"/>
-          <w:sz w:val="24"/>
-          <w:szCs w:val="24"/>
-        </w:rPr>
-        <w:t>이후</w:t>
-      </w:r>
-      <w:r>
-        <w:rPr>
-          <w:rFonts w:ascii="Consolas" w:eastAsiaTheme="minorHAnsi" w:hAnsi="Consolas" w:cs="Consolas"/>
-          <w:sz w:val="24"/>
-          <w:szCs w:val="24"/>
-        </w:rPr>
-        <w:t xml:space="preserve"> </w:t>
-      </w:r>
-      <w:r>
-        <w:rPr>
-          <w:rFonts w:ascii="Consolas" w:eastAsiaTheme="minorHAnsi" w:hAnsi="Consolas" w:cs="Consolas" w:hint="eastAsia"/>
-          <w:sz w:val="24"/>
-          <w:szCs w:val="24"/>
-        </w:rPr>
-        <w:t>가장</w:t>
-      </w:r>
-      <w:r>
-        <w:rPr>
-          <w:rFonts w:ascii="Consolas" w:eastAsiaTheme="minorHAnsi" w:hAnsi="Consolas" w:cs="Consolas"/>
-          <w:sz w:val="24"/>
-          <w:szCs w:val="24"/>
-        </w:rPr>
-        <w:t xml:space="preserve"> </w:t>
-      </w:r>
-      <w:r>
-        <w:rPr>
-          <w:rFonts w:ascii="Consolas" w:eastAsiaTheme="minorHAnsi" w:hAnsi="Consolas" w:cs="Consolas" w:hint="eastAsia"/>
-          <w:sz w:val="24"/>
-          <w:szCs w:val="24"/>
-        </w:rPr>
-        <w:t>가까운</w:t>
-      </w:r>
-      <w:r>
-        <w:rPr>
-          <w:rFonts w:ascii="Consolas" w:eastAsiaTheme="minorHAnsi" w:hAnsi="Consolas" w:cs="Consolas"/>
-          <w:sz w:val="24"/>
-          <w:szCs w:val="24"/>
-        </w:rPr>
-        <w:t xml:space="preserve"> </w:t>
-      </w:r>
-      <w:r>
-        <w:rPr>
-          <w:rFonts w:ascii="Consolas" w:eastAsiaTheme="minorHAnsi" w:hAnsi="Consolas" w:cs="Consolas" w:hint="eastAsia"/>
-          <w:sz w:val="24"/>
-          <w:szCs w:val="24"/>
-        </w:rPr>
-        <w:t>제곱수</w:t>
-      </w:r>
-      <w:r>
-        <w:rPr>
-          <w:rFonts w:ascii="Consolas" w:eastAsiaTheme="minorHAnsi" w:hAnsi="Consolas" w:cs="Consolas"/>
-          <w:sz w:val="24"/>
-          <w:szCs w:val="24"/>
-        </w:rPr>
-        <w:t xml:space="preserve"> </w:t>
-      </w:r>
-      <w:r>
-        <w:rPr>
-          <w:rFonts w:ascii="Consolas" w:eastAsiaTheme="minorHAnsi" w:hAnsi="Consolas" w:cs="Consolas" w:hint="eastAsia"/>
-          <w:sz w:val="24"/>
-          <w:szCs w:val="24"/>
-        </w:rPr>
-        <w:t>연도는</w:t>
-      </w:r>
-      <w:r>
-        <w:rPr>
-          <w:rFonts w:ascii="Consolas" w:eastAsiaTheme="minorHAnsi" w:hAnsi="Consolas" w:cs="Consolas"/>
-          <w:sz w:val="24"/>
-          <w:szCs w:val="24"/>
-        </w:rPr>
-        <w:t xml:space="preserve"> 2116</w:t>
-      </w:r>
-      <w:r>
-        <w:rPr>
-          <w:rFonts w:ascii="Consolas" w:eastAsiaTheme="minorHAnsi" w:hAnsi="Consolas" w:cs="Consolas" w:hint="eastAsia"/>
-          <w:sz w:val="24"/>
-          <w:szCs w:val="24"/>
-        </w:rPr>
-        <w:t>년으로</w:t>
-      </w:r>
-      <w:r>
-        <w:rPr>
-          <w:rFonts w:ascii="Consolas" w:eastAsiaTheme="minorHAnsi" w:hAnsi="Consolas" w:cs="Consolas"/>
-          <w:sz w:val="24"/>
-          <w:szCs w:val="24"/>
-        </w:rPr>
-        <w:t xml:space="preserve">, </w:t>
-      </w:r>
+        <w:ind w:firstLine="400"/>
+        <w:rPr>
+          <w:rFonts w:ascii="Consolas" w:eastAsiaTheme="minorHAnsi" w:hAnsi="Consolas" w:cs="Consolas"/>
+          <w:sz w:val="24"/>
+          <w:szCs w:val="24"/>
+        </w:rPr>
+      </w:pPr>
     </w:p>
     <w:p>
       <w:pPr>
-        <w:pStyle w:val="a7"/>
-        <w:ind w:leftChars="182" w:left="400"/>
-        <w:rPr>
-          <w:rFonts w:ascii="Consolas" w:eastAsiaTheme="minorHAnsi" w:hAnsi="Consolas" w:cs="Consolas"/>
-          <w:sz w:val="24"/>
-          <w:szCs w:val="24"/>
-        </w:rPr>
-      </w:pPr>
-      <w:r>
-        <w:rPr>
-          <w:rFonts w:ascii="Consolas" w:eastAsiaTheme="minorHAnsi" w:hAnsi="Consolas" w:cs="Consolas" w:hint="eastAsia"/>
-          <w:sz w:val="24"/>
-          <w:szCs w:val="24"/>
-        </w:rPr>
-        <w:t>이는</w:t>
-      </w:r>
-      <w:r>
-        <w:rPr>
-          <w:rFonts w:ascii="Consolas" w:eastAsiaTheme="minorHAnsi" w:hAnsi="Consolas" w:cs="Consolas"/>
-          <w:sz w:val="24"/>
-          <w:szCs w:val="24"/>
-        </w:rPr>
-        <w:t xml:space="preserve"> 2025</w:t>
-      </w:r>
-      <w:r>
-        <w:rPr>
-          <w:rFonts w:ascii="Consolas" w:eastAsiaTheme="minorHAnsi" w:hAnsi="Consolas" w:cs="Consolas" w:hint="eastAsia"/>
-          <w:sz w:val="24"/>
-          <w:szCs w:val="24"/>
-        </w:rPr>
-        <w:t>년</w:t>
-      </w:r>
-      <w:r>
-        <w:rPr>
-          <w:rFonts w:ascii="Consolas" w:eastAsiaTheme="minorHAnsi" w:hAnsi="Consolas" w:cs="Consolas"/>
-          <w:sz w:val="24"/>
-          <w:szCs w:val="24"/>
-        </w:rPr>
-        <w:t xml:space="preserve"> </w:t>
-      </w:r>
-      <w:r>
-        <w:rPr>
-          <w:rFonts w:ascii="Consolas" w:eastAsiaTheme="minorHAnsi" w:hAnsi="Consolas" w:cs="Consolas" w:hint="eastAsia"/>
-          <w:sz w:val="24"/>
-          <w:szCs w:val="24"/>
-        </w:rPr>
-        <w:t>기준</w:t>
-      </w:r>
-      <w:r>
-        <w:rPr>
-          <w:rFonts w:ascii="Consolas" w:eastAsiaTheme="minorHAnsi" w:hAnsi="Consolas" w:cs="Consolas"/>
-          <w:sz w:val="24"/>
-          <w:szCs w:val="24"/>
-        </w:rPr>
-        <w:t xml:space="preserve"> 91</w:t>
-      </w:r>
-      <w:r>
-        <w:rPr>
-          <w:rFonts w:ascii="Consolas" w:eastAsiaTheme="minorHAnsi" w:hAnsi="Consolas" w:cs="Consolas" w:hint="eastAsia"/>
-          <w:sz w:val="24"/>
-          <w:szCs w:val="24"/>
-        </w:rPr>
-        <w:t>년</w:t>
-      </w:r>
-      <w:r>
-        <w:rPr>
-          <w:rFonts w:ascii="Consolas" w:eastAsiaTheme="minorHAnsi" w:hAnsi="Consolas" w:cs="Consolas"/>
-          <w:sz w:val="24"/>
-          <w:szCs w:val="24"/>
-        </w:rPr>
-        <w:t xml:space="preserve"> </w:t>
-      </w:r>
-      <w:r>
-        <w:rPr>
-          <w:rFonts w:ascii="Consolas" w:eastAsiaTheme="minorHAnsi" w:hAnsi="Consolas" w:cs="Consolas" w:hint="eastAsia"/>
-          <w:sz w:val="24"/>
-          <w:szCs w:val="24"/>
-        </w:rPr>
-        <w:t>뒤이다</w:t>
-      </w:r>
-      <w:r>
-        <w:rPr>
-          <w:rFonts w:ascii="Consolas" w:eastAsiaTheme="minorHAnsi" w:hAnsi="Consolas" w:cs="Consolas"/>
-          <w:sz w:val="24"/>
-          <w:szCs w:val="24"/>
-        </w:rPr>
-        <w:t>.</w:t>
-      </w:r>
-    </w:p>
-    <w:p>
-      <w:pPr>
-        <w:ind w:firstLine="400"/>
-        <w:rPr>
-          <w:rFonts w:ascii="Consolas" w:eastAsiaTheme="minorHAnsi" w:hAnsi="Consolas" w:cs="Consolas"/>
-          <w:sz w:val="24"/>
-          <w:szCs w:val="24"/>
-        </w:rPr>
-      </w:pPr>
-      <w:r>
-        <w:rPr>
-          <w:rFonts w:ascii="Consolas" w:eastAsiaTheme="minorHAnsi" w:hAnsi="Consolas" w:cs="Consolas"/>
-          <w:sz w:val="24"/>
-          <w:szCs w:val="24"/>
-        </w:rPr>
-        <w:t>2025</w:t>
-      </w:r>
-      <w:r>
-        <w:rPr>
-          <w:rFonts w:ascii="Consolas" w:eastAsiaTheme="minorHAnsi" w:hAnsi="Consolas" w:cs="Consolas" w:hint="eastAsia"/>
-          <w:sz w:val="24"/>
-          <w:szCs w:val="24"/>
-        </w:rPr>
-        <w:t>년</w:t>
-      </w:r>
-      <w:r>
-        <w:rPr>
-          <w:rFonts w:ascii="Consolas" w:eastAsiaTheme="minorHAnsi" w:hAnsi="Consolas" w:cs="Consolas"/>
-          <w:sz w:val="24"/>
-          <w:szCs w:val="24"/>
-        </w:rPr>
-        <w:t xml:space="preserve"> </w:t>
-      </w:r>
-      <w:r>
-        <w:rPr>
-          <w:rFonts w:ascii="Consolas" w:eastAsiaTheme="minorHAnsi" w:hAnsi="Consolas" w:cs="Consolas" w:hint="eastAsia"/>
-          <w:sz w:val="24"/>
-          <w:szCs w:val="24"/>
-        </w:rPr>
-        <w:t>이후</w:t>
-      </w:r>
-      <w:r>
-        <w:rPr>
-          <w:rFonts w:ascii="Consolas" w:eastAsiaTheme="minorHAnsi" w:hAnsi="Consolas" w:cs="Consolas"/>
-          <w:sz w:val="24"/>
-          <w:szCs w:val="24"/>
-        </w:rPr>
-        <w:t xml:space="preserve"> </w:t>
-      </w:r>
-      <w:r>
-        <w:rPr>
-          <w:rFonts w:ascii="Consolas" w:eastAsiaTheme="minorHAnsi" w:hAnsi="Consolas" w:cs="Consolas" w:hint="eastAsia"/>
-          <w:sz w:val="24"/>
-          <w:szCs w:val="24"/>
-        </w:rPr>
-        <w:t>두</w:t>
-      </w:r>
-      <w:r>
-        <w:rPr>
-          <w:rFonts w:ascii="Consolas" w:eastAsiaTheme="minorHAnsi" w:hAnsi="Consolas" w:cs="Consolas"/>
-          <w:sz w:val="24"/>
-          <w:szCs w:val="24"/>
-        </w:rPr>
-        <w:t xml:space="preserve"> </w:t>
-      </w:r>
-      <w:r>
-        <w:rPr>
-          <w:rFonts w:ascii="Consolas" w:eastAsiaTheme="minorHAnsi" w:hAnsi="Consolas" w:cs="Consolas" w:hint="eastAsia"/>
-          <w:sz w:val="24"/>
-          <w:szCs w:val="24"/>
-        </w:rPr>
-        <w:t>번째로</w:t>
-      </w:r>
-      <w:r>
-        <w:rPr>
-          <w:rFonts w:ascii="Consolas" w:eastAsiaTheme="minorHAnsi" w:hAnsi="Consolas" w:cs="Consolas"/>
-          <w:sz w:val="24"/>
-          <w:szCs w:val="24"/>
-        </w:rPr>
-        <w:t xml:space="preserve"> </w:t>
-      </w:r>
-      <w:r>
-        <w:rPr>
-          <w:rFonts w:ascii="Consolas" w:eastAsiaTheme="minorHAnsi" w:hAnsi="Consolas" w:cs="Consolas" w:hint="eastAsia"/>
-          <w:sz w:val="24"/>
-          <w:szCs w:val="24"/>
-        </w:rPr>
-        <w:t>가까운</w:t>
-      </w:r>
-      <w:r>
-        <w:rPr>
-          <w:rFonts w:ascii="Consolas" w:eastAsiaTheme="minorHAnsi" w:hAnsi="Consolas" w:cs="Consolas"/>
-          <w:sz w:val="24"/>
-          <w:szCs w:val="24"/>
-        </w:rPr>
-        <w:t xml:space="preserve"> </w:t>
-      </w:r>
-      <w:r>
-        <w:rPr>
-          <w:rFonts w:ascii="Consolas" w:eastAsiaTheme="minorHAnsi" w:hAnsi="Consolas" w:cs="Consolas" w:hint="eastAsia"/>
-          <w:sz w:val="24"/>
-          <w:szCs w:val="24"/>
-        </w:rPr>
-        <w:t>제곱수</w:t>
-      </w:r>
-      <w:r>
-        <w:rPr>
-          <w:rFonts w:ascii="Consolas" w:eastAsiaTheme="minorHAnsi" w:hAnsi="Consolas" w:cs="Consolas"/>
-          <w:sz w:val="24"/>
-          <w:szCs w:val="24"/>
-        </w:rPr>
-        <w:t xml:space="preserve"> </w:t>
-      </w:r>
-      <w:r>
-        <w:rPr>
-          <w:rFonts w:ascii="Consolas" w:eastAsiaTheme="minorHAnsi" w:hAnsi="Consolas" w:cs="Consolas" w:hint="eastAsia"/>
-          <w:sz w:val="24"/>
-          <w:szCs w:val="24"/>
-        </w:rPr>
-        <w:t>연도는</w:t>
-      </w:r>
-      <w:r>
-        <w:rPr>
-          <w:rFonts w:ascii="Consolas" w:eastAsiaTheme="minorHAnsi" w:hAnsi="Consolas" w:cs="Consolas"/>
-          <w:sz w:val="24"/>
-          <w:szCs w:val="24"/>
-        </w:rPr>
-        <w:t xml:space="preserve"> 2025</w:t>
-      </w:r>
-      <w:r>
-        <w:rPr>
-          <w:rFonts w:ascii="Consolas" w:eastAsiaTheme="minorHAnsi" w:hAnsi="Consolas" w:cs="Consolas" w:hint="eastAsia"/>
-          <w:sz w:val="24"/>
-          <w:szCs w:val="24"/>
-        </w:rPr>
-        <w:t>년으로부터</w:t>
-      </w:r>
-      <w:r>
-        <w:rPr>
-          <w:rFonts w:ascii="Consolas" w:eastAsiaTheme="minorHAnsi" w:hAnsi="Consolas" w:cs="Consolas"/>
+        <w:ind w:left="400"/>
+        <w:rPr>
+          <w:rFonts w:ascii="Consolas" w:eastAsiaTheme="minorHAnsi" w:hAnsi="Consolas" w:cs="Consolas"/>
+          <w:sz w:val="24"/>
+          <w:szCs w:val="24"/>
+        </w:rPr>
+      </w:pPr>
+      <w:r>
+        <w:rPr>
+          <w:rFonts w:ascii="Consolas" w:eastAsiaTheme="minorHAnsi" w:hAnsi="Consolas" w:cs="Consolas" w:hint="eastAsia"/>
+          <w:sz w:val="24"/>
+          <w:szCs w:val="24"/>
+        </w:rPr>
+        <w:t>이때</w:t>
+      </w:r>
+      <w:r>
+        <w:rPr>
+          <w:rFonts w:ascii="Consolas" w:eastAsiaTheme="minorHAnsi" w:hAnsi="Consolas" w:cs="Consolas" w:hint="eastAsia"/>
+          <w:sz w:val="24"/>
+          <w:szCs w:val="24"/>
+        </w:rPr>
+        <w:t xml:space="preserve"> A</w:t>
+      </w:r>
+      <w:r>
+        <w:rPr>
+          <w:rFonts w:ascii="Consolas" w:eastAsiaTheme="minorHAnsi" w:hAnsi="Consolas" w:cs="Consolas" w:hint="eastAsia"/>
+          <w:sz w:val="24"/>
+          <w:szCs w:val="24"/>
+        </w:rPr>
+        <w:t>가</w:t>
+      </w:r>
+      <w:r>
+        <w:rPr>
+          <w:rFonts w:ascii="Consolas" w:eastAsiaTheme="minorHAnsi" w:hAnsi="Consolas" w:cs="Consolas" w:hint="eastAsia"/>
+          <w:sz w:val="24"/>
+          <w:szCs w:val="24"/>
+        </w:rPr>
+        <w:t xml:space="preserve"> </w:t>
+      </w:r>
+      <w:r>
+        <w:rPr>
+          <w:rFonts w:ascii="Consolas" w:eastAsiaTheme="minorHAnsi" w:hAnsi="Consolas" w:cs="Consolas" w:hint="eastAsia"/>
+          <w:sz w:val="24"/>
+          <w:szCs w:val="24"/>
+        </w:rPr>
+        <w:t>결승선에</w:t>
+      </w:r>
+      <w:r>
+        <w:rPr>
+          <w:rFonts w:ascii="Consolas" w:eastAsiaTheme="minorHAnsi" w:hAnsi="Consolas" w:cs="Consolas" w:hint="eastAsia"/>
+          <w:sz w:val="24"/>
+          <w:szCs w:val="24"/>
+        </w:rPr>
+        <w:t xml:space="preserve"> </w:t>
+      </w:r>
+      <w:r>
+        <w:rPr>
+          <w:rFonts w:ascii="Consolas" w:eastAsiaTheme="minorHAnsi" w:hAnsi="Consolas" w:cs="Consolas" w:hint="eastAsia"/>
+          <w:sz w:val="24"/>
+          <w:szCs w:val="24"/>
+        </w:rPr>
+        <w:t>도착한</w:t>
+      </w:r>
+      <w:r>
+        <w:rPr>
+          <w:rFonts w:ascii="Consolas" w:eastAsiaTheme="minorHAnsi" w:hAnsi="Consolas" w:cs="Consolas" w:hint="eastAsia"/>
+          <w:sz w:val="24"/>
+          <w:szCs w:val="24"/>
+        </w:rPr>
+        <w:t xml:space="preserve"> </w:t>
+      </w:r>
+      <w:r>
+        <w:rPr>
+          <w:rFonts w:ascii="Consolas" w:eastAsiaTheme="minorHAnsi" w:hAnsi="Consolas" w:cs="Consolas" w:hint="eastAsia"/>
+          <w:sz w:val="24"/>
+          <w:szCs w:val="24"/>
+        </w:rPr>
+        <w:t>순간</w:t>
+      </w:r>
+      <w:r>
+        <w:rPr>
+          <w:rFonts w:ascii="Consolas" w:eastAsiaTheme="minorHAnsi" w:hAnsi="Consolas" w:cs="Consolas" w:hint="eastAsia"/>
+          <w:sz w:val="24"/>
+          <w:szCs w:val="24"/>
+        </w:rPr>
+        <w:t>, D</w:t>
+      </w:r>
+      <w:r>
+        <w:rPr>
+          <w:rFonts w:ascii="Consolas" w:eastAsiaTheme="minorHAnsi" w:hAnsi="Consolas" w:cs="Consolas" w:hint="eastAsia"/>
+          <w:sz w:val="24"/>
+          <w:szCs w:val="24"/>
+        </w:rPr>
+        <w:t>는</w:t>
+      </w:r>
+      <w:r>
+        <w:rPr>
+          <w:rFonts w:ascii="Consolas" w:eastAsiaTheme="minorHAnsi" w:hAnsi="Consolas" w:cs="Consolas" w:hint="eastAsia"/>
+          <w:sz w:val="24"/>
+          <w:szCs w:val="24"/>
+        </w:rPr>
+        <w:t xml:space="preserve"> </w:t>
+      </w:r>
+      <w:r>
+        <w:rPr>
+          <w:rFonts w:ascii="Consolas" w:eastAsiaTheme="minorHAnsi" w:hAnsi="Consolas" w:cs="Consolas" w:hint="eastAsia"/>
+          <w:sz w:val="24"/>
+          <w:szCs w:val="24"/>
+        </w:rPr>
+        <w:t>결승선까지</w:t>
+      </w:r>
+      <w:r>
+        <w:rPr>
+          <w:rFonts w:ascii="Consolas" w:eastAsiaTheme="minorHAnsi" w:hAnsi="Consolas" w:cs="Consolas" w:hint="eastAsia"/>
+          <w:sz w:val="24"/>
+          <w:szCs w:val="24"/>
+        </w:rPr>
+        <w:t xml:space="preserve"> </w:t>
+      </w:r>
+      <w:r>
+        <w:rPr>
+          <w:rFonts w:ascii="Consolas" w:eastAsiaTheme="minorHAnsi" w:hAnsi="Consolas" w:cs="Consolas" w:hint="eastAsia"/>
+          <w:sz w:val="24"/>
+          <w:szCs w:val="24"/>
+        </w:rPr>
+        <w:t>정확히</w:t>
+      </w:r>
+      <w:r>
+        <w:rPr>
+          <w:rFonts w:ascii="Consolas" w:eastAsiaTheme="minorHAnsi" w:hAnsi="Consolas" w:cs="Consolas" w:hint="eastAsia"/>
           <w:sz w:val="24"/>
           <w:szCs w:val="24"/>
         </w:rPr>
@@ -19727,39 +19471,57 @@
       </w:r>
       <w:r>
         <w:rPr>
-          <w:rFonts w:ascii="Consolas" w:eastAsiaTheme="minorHAnsi" w:hAnsi="Consolas" w:cs="Consolas"/>
-          <w:sz w:val="24"/>
-          <w:szCs w:val="24"/>
-        </w:rPr>
-        <w:t xml:space="preserve"> </w:t>
-      </w:r>
-      <w:r>
-        <w:rPr>
-          <w:rFonts w:ascii="Consolas" w:eastAsiaTheme="minorHAnsi" w:hAnsi="Consolas" w:cs="Consolas" w:hint="eastAsia"/>
-          <w:sz w:val="24"/>
-          <w:szCs w:val="24"/>
-        </w:rPr>
-        <w:t>년</w:t>
-      </w:r>
-      <w:r>
-        <w:rPr>
-          <w:rFonts w:ascii="Consolas" w:eastAsiaTheme="minorHAnsi" w:hAnsi="Consolas" w:cs="Consolas"/>
-          <w:sz w:val="24"/>
-          <w:szCs w:val="24"/>
-        </w:rPr>
-        <w:t xml:space="preserve"> </w:t>
-      </w:r>
-      <w:r>
-        <w:rPr>
-          <w:rFonts w:ascii="Consolas" w:eastAsiaTheme="minorHAnsi" w:hAnsi="Consolas" w:cs="Consolas" w:hint="eastAsia"/>
-          <w:sz w:val="24"/>
-          <w:szCs w:val="24"/>
-        </w:rPr>
-        <w:t>뒤일까</w:t>
-      </w:r>
-      <w:r>
-        <w:rPr>
-          <w:rFonts w:ascii="Consolas" w:eastAsiaTheme="minorHAnsi" w:hAnsi="Consolas" w:cs="Consolas"/>
+          <w:rFonts w:ascii="Consolas" w:eastAsiaTheme="minorHAnsi" w:hAnsi="Consolas" w:cs="Consolas" w:hint="eastAsia"/>
+          <w:sz w:val="24"/>
+          <w:szCs w:val="24"/>
+        </w:rPr>
+        <w:t xml:space="preserve"> </w:t>
+      </w:r>
+      <w:r>
+        <w:rPr>
+          <w:rFonts w:ascii="Consolas" w:eastAsiaTheme="minorHAnsi" w:hAnsi="Consolas" w:cs="Consolas" w:hint="eastAsia"/>
+          <w:sz w:val="24"/>
+          <w:szCs w:val="24"/>
+        </w:rPr>
+        <w:t>미터</w:t>
+      </w:r>
+      <w:r>
+        <w:rPr>
+          <w:rFonts w:ascii="Consolas" w:eastAsiaTheme="minorHAnsi" w:hAnsi="Consolas" w:cs="Consolas" w:hint="eastAsia"/>
+          <w:sz w:val="24"/>
+          <w:szCs w:val="24"/>
+        </w:rPr>
+        <w:t xml:space="preserve"> </w:t>
+      </w:r>
+      <w:r>
+        <w:rPr>
+          <w:rFonts w:ascii="Consolas" w:eastAsiaTheme="minorHAnsi" w:hAnsi="Consolas" w:cs="Consolas" w:hint="eastAsia"/>
+          <w:sz w:val="24"/>
+          <w:szCs w:val="24"/>
+        </w:rPr>
+        <w:t>남아</w:t>
+      </w:r>
+      <w:r>
+        <w:rPr>
+          <w:rFonts w:ascii="Consolas" w:eastAsiaTheme="minorHAnsi" w:hAnsi="Consolas" w:cs="Consolas"/>
+          <w:sz w:val="24"/>
+          <w:szCs w:val="24"/>
+        </w:rPr>
+        <w:t xml:space="preserve"> </w:t>
+      </w:r>
+      <w:bookmarkStart w:id="0" w:name="_GoBack"/>
+      <w:bookmarkEnd w:id="0"/>
+      <w:r>
+        <w:rPr>
+          <w:rFonts w:ascii="Consolas" w:eastAsiaTheme="minorHAnsi" w:hAnsi="Consolas" w:cs="Consolas" w:hint="eastAsia"/>
+          <w:sz w:val="24"/>
+          <w:szCs w:val="24"/>
+        </w:rPr>
+        <w:t>있었는가</w:t>
+      </w:r>
+      <w:r>
+        <w:rPr>
+          <w:rFonts w:ascii="Consolas" w:eastAsiaTheme="minorHAnsi" w:hAnsi="Consolas" w:cs="Consolas" w:hint="eastAsia"/>
           <w:sz w:val="24"/>
           <w:szCs w:val="24"/>
         </w:rPr>
@@ -19794,7 +19556,7 @@
             <w:tcBorders>
               <w:top w:val="single" w:sz="8" w:space="0" w:color="FFFFFF"/>
               <w:left w:val="single" w:sz="8" w:space="0" w:color="FFFFFF"/>
-              <w:bottom w:val="single" w:sz="8" w:space="0" w:color="FFFFFF"/>
+              <w:bottom w:val="single" w:sz="4" w:space="0" w:color="auto"/>
               <w:right w:val="single" w:sz="8" w:space="0" w:color="FFFFFF"/>
             </w:tcBorders>
             <w:shd w:val="clear" w:color="auto" w:fill="auto"/>
@@ -19810,26 +19572,26 @@
               <w:widowControl w:val="0"/>
               <w:spacing w:line="240" w:lineRule="auto"/>
               <w:rPr>
-                <w:rFonts w:asciiTheme="minorHAnsi" w:eastAsiaTheme="minorHAnsi" w:hAnsiTheme="minorHAnsi" w:cs="Consolas"/>
+                <w:rFonts w:ascii="Consolas" w:eastAsiaTheme="minorHAnsi" w:hAnsi="Consolas" w:cs="Consolas"/>
                 <w:sz w:val="24"/>
                 <w:szCs w:val="24"/>
               </w:rPr>
             </w:pPr>
             <w:r>
               <w:rPr>
-                <w:rFonts w:asciiTheme="minorHAnsi" w:eastAsiaTheme="minorHAnsi" w:hAnsiTheme="minorHAnsi" w:cs="Consolas"/>
+                <w:rFonts w:ascii="Consolas" w:eastAsiaTheme="minorHAnsi" w:hAnsi="Consolas" w:cs="Consolas"/>
                 <w:sz w:val="24"/>
                 <w:szCs w:val="24"/>
               </w:rPr>
-              <w:t xml:space="preserve">① </w:t>
-            </w:r>
-            <w:r>
-              <w:rPr>
-                <w:rFonts w:asciiTheme="minorHAnsi" w:eastAsiaTheme="minorHAnsi" w:hAnsiTheme="minorHAnsi" w:cs="Consolas"/>
+              <w:t>정답</w:t>
+            </w:r>
+            <w:r>
+              <w:rPr>
+                <w:rFonts w:ascii="Consolas" w:eastAsiaTheme="minorHAnsi" w:hAnsi="Consolas" w:cs="Consolas"/>
                 <w:sz w:val="24"/>
                 <w:szCs w:val="24"/>
               </w:rPr>
-              <w:t>169</w:t>
+              <w:t xml:space="preserve">: </w:t>
             </w:r>
           </w:p>
         </w:tc>
@@ -19839,7 +19601,7 @@
             <w:tcBorders>
               <w:top w:val="single" w:sz="8" w:space="0" w:color="FFFFFF"/>
               <w:left w:val="single" w:sz="8" w:space="0" w:color="FFFFFF"/>
-              <w:bottom w:val="single" w:sz="8" w:space="0" w:color="FFFFFF"/>
+              <w:bottom w:val="single" w:sz="4" w:space="0" w:color="auto"/>
               <w:right w:val="single" w:sz="8" w:space="0" w:color="FFFFFF"/>
             </w:tcBorders>
             <w:shd w:val="clear" w:color="auto" w:fill="auto"/>
@@ -19855,27 +19617,11 @@
               <w:widowControl w:val="0"/>
               <w:spacing w:line="240" w:lineRule="auto"/>
               <w:rPr>
-                <w:rFonts w:asciiTheme="minorHAnsi" w:eastAsiaTheme="minorHAnsi" w:hAnsiTheme="minorHAnsi" w:cs="Consolas"/>
+                <w:rFonts w:ascii="Consolas" w:eastAsiaTheme="minorHAnsi" w:hAnsi="Consolas" w:cs="Consolas"/>
                 <w:sz w:val="24"/>
                 <w:szCs w:val="24"/>
               </w:rPr>
             </w:pPr>
-            <w:r>
-              <w:rPr>
-                <w:rFonts w:asciiTheme="minorHAnsi" w:eastAsiaTheme="minorHAnsi" w:hAnsiTheme="minorHAnsi" w:cs="Consolas"/>
-                <w:sz w:val="24"/>
-                <w:szCs w:val="24"/>
-              </w:rPr>
-              <w:t xml:space="preserve">② </w:t>
-            </w:r>
-            <w:r>
-              <w:rPr>
-                <w:rFonts w:asciiTheme="minorHAnsi" w:eastAsiaTheme="minorHAnsi" w:hAnsiTheme="minorHAnsi" w:cs="Consolas"/>
-                <w:sz w:val="24"/>
-                <w:szCs w:val="24"/>
-              </w:rPr>
-              <w:t>182</w:t>
-            </w:r>
           </w:p>
         </w:tc>
         <w:tc>
@@ -19884,7 +19630,7 @@
             <w:tcBorders>
               <w:top w:val="single" w:sz="8" w:space="0" w:color="FFFFFF"/>
               <w:left w:val="single" w:sz="8" w:space="0" w:color="FFFFFF"/>
-              <w:bottom w:val="single" w:sz="8" w:space="0" w:color="FFFFFF"/>
+              <w:bottom w:val="single" w:sz="4" w:space="0" w:color="auto"/>
               <w:right w:val="single" w:sz="8" w:space="0" w:color="FFFFFF"/>
             </w:tcBorders>
             <w:shd w:val="clear" w:color="auto" w:fill="auto"/>
@@ -19900,21 +19646,11 @@
               <w:widowControl w:val="0"/>
               <w:spacing w:line="240" w:lineRule="auto"/>
               <w:rPr>
-                <w:rFonts w:asciiTheme="minorHAnsi" w:eastAsiaTheme="minorHAnsi" w:hAnsiTheme="minorHAnsi" w:cs="Consolas"/>
-                <w:bCs/>
+                <w:rFonts w:ascii="Consolas" w:eastAsiaTheme="minorHAnsi" w:hAnsi="Consolas" w:cs="Consolas"/>
                 <w:sz w:val="24"/>
                 <w:szCs w:val="24"/>
               </w:rPr>
             </w:pPr>
-            <w:r>
-              <w:rPr>
-                <w:rFonts w:asciiTheme="minorHAnsi" w:eastAsiaTheme="minorHAnsi" w:hAnsiTheme="minorHAnsi" w:cs="Consolas"/>
-                <w:bCs/>
-                <w:sz w:val="24"/>
-                <w:szCs w:val="24"/>
-              </w:rPr>
-              <w:t>③ 184</w:t>
-            </w:r>
           </w:p>
         </w:tc>
         <w:tc>
@@ -19923,7 +19659,7 @@
             <w:tcBorders>
               <w:top w:val="single" w:sz="8" w:space="0" w:color="FFFFFF"/>
               <w:left w:val="single" w:sz="8" w:space="0" w:color="FFFFFF"/>
-              <w:bottom w:val="single" w:sz="8" w:space="0" w:color="FFFFFF"/>
+              <w:bottom w:val="single" w:sz="4" w:space="0" w:color="auto"/>
               <w:right w:val="single" w:sz="8" w:space="0" w:color="FFFFFF"/>
             </w:tcBorders>
             <w:shd w:val="clear" w:color="auto" w:fill="auto"/>
@@ -19939,27 +19675,11 @@
               <w:widowControl w:val="0"/>
               <w:spacing w:line="240" w:lineRule="auto"/>
               <w:rPr>
-                <w:rFonts w:asciiTheme="minorHAnsi" w:eastAsiaTheme="minorHAnsi" w:hAnsiTheme="minorHAnsi" w:cs="Consolas"/>
+                <w:rFonts w:ascii="Consolas" w:eastAsiaTheme="minorHAnsi" w:hAnsi="Consolas" w:cs="Consolas"/>
                 <w:sz w:val="24"/>
                 <w:szCs w:val="24"/>
               </w:rPr>
             </w:pPr>
-            <w:r>
-              <w:rPr>
-                <w:rFonts w:asciiTheme="minorHAnsi" w:eastAsiaTheme="minorHAnsi" w:hAnsiTheme="minorHAnsi" w:cs="Consolas"/>
-                <w:sz w:val="24"/>
-                <w:szCs w:val="24"/>
-              </w:rPr>
-              <w:t xml:space="preserve">④ </w:t>
-            </w:r>
-            <w:r>
-              <w:rPr>
-                <w:rFonts w:asciiTheme="minorHAnsi" w:eastAsiaTheme="minorHAnsi" w:hAnsiTheme="minorHAnsi" w:cs="Consolas"/>
-                <w:sz w:val="24"/>
-                <w:szCs w:val="24"/>
-              </w:rPr>
-              <w:t>196</w:t>
-            </w:r>
           </w:p>
         </w:tc>
         <w:tc>
@@ -19968,7 +19688,7 @@
             <w:tcBorders>
               <w:top w:val="single" w:sz="8" w:space="0" w:color="FFFFFF"/>
               <w:left w:val="single" w:sz="8" w:space="0" w:color="FFFFFF"/>
-              <w:bottom w:val="single" w:sz="8" w:space="0" w:color="FFFFFF"/>
+              <w:bottom w:val="single" w:sz="4" w:space="0" w:color="auto"/>
               <w:right w:val="single" w:sz="8" w:space="0" w:color="FFFFFF"/>
             </w:tcBorders>
             <w:shd w:val="clear" w:color="auto" w:fill="auto"/>
@@ -19984,27 +19704,11 @@
               <w:widowControl w:val="0"/>
               <w:spacing w:line="240" w:lineRule="auto"/>
               <w:rPr>
-                <w:rFonts w:asciiTheme="minorHAnsi" w:eastAsiaTheme="minorHAnsi" w:hAnsiTheme="minorHAnsi" w:cs="Consolas"/>
+                <w:rFonts w:ascii="Consolas" w:eastAsiaTheme="minorHAnsi" w:hAnsi="Consolas" w:cs="Consolas"/>
                 <w:sz w:val="24"/>
                 <w:szCs w:val="24"/>
               </w:rPr>
             </w:pPr>
-            <w:r>
-              <w:rPr>
-                <w:rFonts w:asciiTheme="minorHAnsi" w:eastAsiaTheme="minorHAnsi" w:hAnsiTheme="minorHAnsi" w:cs="Consolas"/>
-                <w:sz w:val="24"/>
-                <w:szCs w:val="24"/>
-              </w:rPr>
-              <w:t xml:space="preserve">⑤ </w:t>
-            </w:r>
-            <w:r>
-              <w:rPr>
-                <w:rFonts w:asciiTheme="minorHAnsi" w:eastAsiaTheme="minorHAnsi" w:hAnsiTheme="minorHAnsi" w:cs="Consolas"/>
-                <w:sz w:val="24"/>
-                <w:szCs w:val="24"/>
-              </w:rPr>
-              <w:t>225</w:t>
-            </w:r>
           </w:p>
         </w:tc>
       </w:tr>
@@ -21517,7 +21221,7 @@
                 <w:bCs/>
                 <w:noProof/>
               </w:rPr>
-              <w:t>1</w:t>
+              <w:t>7</w:t>
             </w:r>
             <w:r>
               <w:rPr>
@@ -25354,7 +25058,7 @@
   </w:latentStyles>
   <w:style w:type="paragraph" w:default="1" w:styleId="a">
     <w:name w:val="Normal"/>
-    <w:rsid w:val="00843E48"/>
+    <w:rsid w:val="007249E1"/>
     <w:pPr>
       <w:spacing w:after="0" w:line="276" w:lineRule="auto"/>
       <w:jc w:val="left"/>

--- a/practice/data/theory/jungol/03_고등/1주차/2026년_1차_고등_수업_학생용_2019-2025.docx
+++ b/practice/data/theory/jungol/03_고등/1주차/2026년_1차_고등_수업_학생용_2019-2025.docx
@@ -233,8 +233,10 @@
                 <w:sz w:val="28"/>
                 <w:szCs w:val="28"/>
               </w:rPr>
-              <w:t>1</w:t>
-            </w:r>
+              <w:t>2</w:t>
+            </w:r>
+            <w:bookmarkStart w:id="0" w:name="_GoBack"/>
+            <w:bookmarkEnd w:id="0"/>
           </w:p>
         </w:tc>
       </w:tr>
@@ -18306,7 +18308,7 @@
         </w:numPr>
         <w:ind w:leftChars="0"/>
         <w:rPr>
-          <w:rFonts w:ascii="Consolas" w:eastAsiaTheme="minorHAnsi" w:hAnsi="Consolas" w:cs="Consolas" w:hint="eastAsia"/>
+          <w:rFonts w:ascii="Consolas" w:eastAsiaTheme="minorHAnsi" w:hAnsi="Consolas" w:cs="Consolas"/>
           <w:sz w:val="24"/>
           <w:szCs w:val="24"/>
         </w:rPr>
@@ -18621,7 +18623,7 @@
       <w:pPr>
         <w:ind w:firstLine="400"/>
         <w:rPr>
-          <w:rFonts w:ascii="Consolas" w:eastAsiaTheme="minorHAnsi" w:hAnsi="Consolas" w:cs="Consolas" w:hint="eastAsia"/>
+          <w:rFonts w:ascii="Consolas" w:eastAsiaTheme="minorHAnsi" w:hAnsi="Consolas" w:cs="Consolas"/>
           <w:sz w:val="24"/>
           <w:szCs w:val="24"/>
         </w:rPr>
@@ -18774,7 +18776,7 @@
     <w:p>
       <w:pPr>
         <w:rPr>
-          <w:rFonts w:ascii="Consolas" w:eastAsiaTheme="minorHAnsi" w:hAnsi="Consolas" w:cs="Consolas" w:hint="eastAsia"/>
+          <w:rFonts w:ascii="Consolas" w:eastAsiaTheme="minorHAnsi" w:hAnsi="Consolas" w:cs="Consolas"/>
           <w:sz w:val="24"/>
           <w:szCs w:val="24"/>
         </w:rPr>
@@ -18784,7 +18786,7 @@
       <w:pPr>
         <w:ind w:leftChars="100" w:left="220" w:firstLine="400"/>
         <w:rPr>
-          <w:rFonts w:ascii="Consolas" w:eastAsiaTheme="minorHAnsi" w:hAnsi="Consolas" w:cs="Consolas" w:hint="eastAsia"/>
+          <w:rFonts w:ascii="Consolas" w:eastAsiaTheme="minorHAnsi" w:hAnsi="Consolas" w:cs="Consolas"/>
           <w:sz w:val="24"/>
           <w:szCs w:val="24"/>
         </w:rPr>
@@ -18962,7 +18964,7 @@
       <w:pPr>
         <w:ind w:leftChars="100" w:left="220" w:firstLine="400"/>
         <w:rPr>
-          <w:rFonts w:ascii="Consolas" w:eastAsiaTheme="minorHAnsi" w:hAnsi="Consolas" w:cs="Consolas" w:hint="eastAsia"/>
+          <w:rFonts w:ascii="Consolas" w:eastAsiaTheme="minorHAnsi" w:hAnsi="Consolas" w:cs="Consolas"/>
           <w:sz w:val="24"/>
           <w:szCs w:val="24"/>
         </w:rPr>
@@ -19140,7 +19142,7 @@
       <w:pPr>
         <w:ind w:leftChars="100" w:left="220" w:firstLine="400"/>
         <w:rPr>
-          <w:rFonts w:ascii="Consolas" w:eastAsiaTheme="minorHAnsi" w:hAnsi="Consolas" w:cs="Consolas" w:hint="eastAsia"/>
+          <w:rFonts w:ascii="Consolas" w:eastAsiaTheme="minorHAnsi" w:hAnsi="Consolas" w:cs="Consolas"/>
           <w:sz w:val="24"/>
           <w:szCs w:val="24"/>
         </w:rPr>
@@ -19509,8 +19511,6 @@
         </w:rPr>
         <w:t xml:space="preserve"> </w:t>
       </w:r>
-      <w:bookmarkStart w:id="0" w:name="_GoBack"/>
-      <w:bookmarkEnd w:id="0"/>
       <w:r>
         <w:rPr>
           <w:rFonts w:ascii="Consolas" w:eastAsiaTheme="minorHAnsi" w:hAnsi="Consolas" w:cs="Consolas" w:hint="eastAsia"/>
@@ -20913,13 +20913,890 @@
         </w:rPr>
       </w:pPr>
     </w:p>
+    <w:p>
+      <w:pPr>
+        <w:rPr>
+          <w:rFonts w:ascii="Consolas" w:eastAsiaTheme="minorHAnsi" w:hAnsi="Consolas" w:cs="Consolas"/>
+          <w:sz w:val="24"/>
+          <w:szCs w:val="24"/>
+        </w:rPr>
+      </w:pPr>
+    </w:p>
+    <w:p>
+      <w:pPr>
+        <w:rPr>
+          <w:rFonts w:ascii="Consolas" w:eastAsiaTheme="minorHAnsi" w:hAnsi="Consolas" w:cs="Consolas"/>
+          <w:sz w:val="24"/>
+          <w:szCs w:val="24"/>
+        </w:rPr>
+      </w:pPr>
+    </w:p>
+    <w:p>
+      <w:pPr>
+        <w:rPr>
+          <w:rFonts w:ascii="Consolas" w:eastAsiaTheme="minorHAnsi" w:hAnsi="Consolas" w:cs="Consolas"/>
+          <w:sz w:val="24"/>
+          <w:szCs w:val="24"/>
+        </w:rPr>
+      </w:pPr>
+    </w:p>
+    <w:p>
+      <w:pPr>
+        <w:rPr>
+          <w:rFonts w:ascii="Consolas" w:eastAsiaTheme="minorHAnsi" w:hAnsi="Consolas" w:cs="Consolas"/>
+          <w:sz w:val="24"/>
+          <w:szCs w:val="24"/>
+        </w:rPr>
+      </w:pPr>
+    </w:p>
+    <w:p>
+      <w:pPr>
+        <w:pStyle w:val="FirstParagraph"/>
+        <w:numPr>
+          <w:ilvl w:val="0"/>
+          <w:numId w:val="21"/>
+        </w:numPr>
+      </w:pPr>
+      <w:r>
+        <w:lastRenderedPageBreak/>
+        <w:t xml:space="preserve">정수 t에 대해, f(t)의 값은, 처음 x = t 위치에서 닫힌 구간 [20, 25]로 들어가기 위해 이동해야 하는 최소 거리로 정의한다. </w:t>
+      </w:r>
+    </w:p>
+    <w:p>
+      <w:pPr>
+        <w:pStyle w:val="FirstParagraph"/>
+        <w:ind w:firstLine="400"/>
+      </w:pPr>
+      <w:r>
+        <w:t xml:space="preserve">즉: </w:t>
+      </w:r>
+    </w:p>
+    <w:p>
+      <w:pPr>
+        <w:pStyle w:val="FirstParagraph"/>
+        <w:ind w:left="400" w:firstLine="400"/>
+      </w:pPr>
+      <w:r>
+        <w:t xml:space="preserve">• t &lt; 20 이면 f(t) = 20 - t 이다. </w:t>
+      </w:r>
+    </w:p>
+    <w:p>
+      <w:pPr>
+        <w:pStyle w:val="FirstParagraph"/>
+        <w:ind w:left="400" w:firstLine="400"/>
+      </w:pPr>
+      <w:r>
+        <w:t xml:space="preserve">• 20 ≤ t ≤ 25 이면 </w:t>
+      </w:r>
+      <m:oMath>
+        <m:r>
+          <w:rPr>
+            <w:rFonts w:ascii="Cambria Math" w:hAnsi="Cambria Math"/>
+          </w:rPr>
+          <m:t>f</m:t>
+        </m:r>
+        <m:r>
+          <m:rPr>
+            <m:sty m:val="p"/>
+          </m:rPr>
+          <w:rPr>
+            <w:rFonts w:ascii="Cambria Math" w:hAnsi="Cambria Math"/>
+          </w:rPr>
+          <m:t>(</m:t>
+        </m:r>
+        <m:r>
+          <w:rPr>
+            <w:rFonts w:ascii="Cambria Math" w:hAnsi="Cambria Math"/>
+          </w:rPr>
+          <m:t>t</m:t>
+        </m:r>
+        <m:r>
+          <m:rPr>
+            <m:sty m:val="p"/>
+          </m:rPr>
+          <w:rPr>
+            <w:rFonts w:ascii="Cambria Math" w:hAnsi="Cambria Math"/>
+          </w:rPr>
+          <m:t>)=</m:t>
+        </m:r>
+        <m:r>
+          <w:rPr>
+            <w:rFonts w:ascii="Cambria Math" w:hAnsi="Cambria Math"/>
+          </w:rPr>
+          <m:t>0</m:t>
+        </m:r>
+      </m:oMath>
+      <w:r>
+        <w:t xml:space="preserve"> 이다. </w:t>
+      </w:r>
+    </w:p>
+    <w:p>
+      <w:pPr>
+        <w:pStyle w:val="FirstParagraph"/>
+        <w:ind w:firstLine="800"/>
+        <w:rPr>
+          <w:rFonts w:eastAsia="DengXian"/>
+        </w:rPr>
+      </w:pPr>
+      <w:r>
+        <w:t>• t &gt; 25 이면 f(t) = t - 25 이다.</w:t>
+      </w:r>
+    </w:p>
+    <w:p>
+      <w:pPr>
+        <w:pStyle w:val="FirstParagraph"/>
+      </w:pPr>
+      <w:r>
+        <w:t xml:space="preserve">좌표 </w:t>
+      </w:r>
+      <m:oMath>
+        <m:sSub>
+          <m:sSubPr>
+            <m:ctrlPr>
+              <w:rPr>
+                <w:rFonts w:ascii="Cambria Math" w:hAnsi="Cambria Math"/>
+              </w:rPr>
+            </m:ctrlPr>
+          </m:sSubPr>
+          <m:e>
+            <m:r>
+              <w:rPr>
+                <w:rFonts w:ascii="Cambria Math" w:hAnsi="Cambria Math"/>
+              </w:rPr>
+              <m:t>x</m:t>
+            </m:r>
+          </m:e>
+          <m:sub>
+            <m:r>
+              <w:rPr>
+                <w:rFonts w:ascii="Cambria Math" w:hAnsi="Cambria Math"/>
+              </w:rPr>
+              <m:t>0</m:t>
+            </m:r>
+          </m:sub>
+        </m:sSub>
+      </m:oMath>
+      <w:r>
+        <w:t xml:space="preserve">에 있던 사람이 한 번의 거리 점프를 하면, 좌표 </w:t>
+      </w:r>
+      <m:oMath>
+        <m:r>
+          <w:rPr>
+            <w:rFonts w:ascii="Cambria Math" w:hAnsi="Cambria Math"/>
+          </w:rPr>
+          <m:t>f</m:t>
+        </m:r>
+        <m:r>
+          <m:rPr>
+            <m:sty m:val="p"/>
+          </m:rPr>
+          <w:rPr>
+            <w:rFonts w:ascii="Cambria Math" w:hAnsi="Cambria Math"/>
+          </w:rPr>
+          <m:t>(</m:t>
+        </m:r>
+        <m:sSub>
+          <m:sSubPr>
+            <m:ctrlPr>
+              <w:rPr>
+                <w:rFonts w:ascii="Cambria Math" w:hAnsi="Cambria Math"/>
+              </w:rPr>
+            </m:ctrlPr>
+          </m:sSubPr>
+          <m:e>
+            <m:r>
+              <w:rPr>
+                <w:rFonts w:ascii="Cambria Math" w:hAnsi="Cambria Math"/>
+              </w:rPr>
+              <m:t>x</m:t>
+            </m:r>
+          </m:e>
+          <m:sub>
+            <m:r>
+              <w:rPr>
+                <w:rFonts w:ascii="Cambria Math" w:hAnsi="Cambria Math"/>
+              </w:rPr>
+              <m:t>0</m:t>
+            </m:r>
+          </m:sub>
+        </m:sSub>
+        <m:r>
+          <m:rPr>
+            <m:sty m:val="p"/>
+          </m:rPr>
+          <w:rPr>
+            <w:rFonts w:ascii="Cambria Math" w:hAnsi="Cambria Math"/>
+          </w:rPr>
+          <m:t>)</m:t>
+        </m:r>
+      </m:oMath>
+      <w:r>
+        <w:t>로 이동한다.</w:t>
+      </w:r>
+    </w:p>
+    <w:p>
+      <w:pPr>
+        <w:pStyle w:val="aa"/>
+      </w:pPr>
+      <w:r>
+        <w:t xml:space="preserve">좌표 </w:t>
+      </w:r>
+      <m:oMath>
+        <m:sSub>
+          <m:sSubPr>
+            <m:ctrlPr>
+              <w:rPr>
+                <w:rFonts w:ascii="Cambria Math" w:hAnsi="Cambria Math"/>
+              </w:rPr>
+            </m:ctrlPr>
+          </m:sSubPr>
+          <m:e>
+            <m:r>
+              <w:rPr>
+                <w:rFonts w:ascii="Cambria Math" w:hAnsi="Cambria Math"/>
+              </w:rPr>
+              <m:t>x</m:t>
+            </m:r>
+          </m:e>
+          <m:sub>
+            <m:r>
+              <w:rPr>
+                <w:rFonts w:ascii="Cambria Math" w:hAnsi="Cambria Math"/>
+              </w:rPr>
+              <m:t>0</m:t>
+            </m:r>
+          </m:sub>
+        </m:sSub>
+      </m:oMath>
+      <w:r>
+        <w:t xml:space="preserve">에 있던 사람이 </w:t>
+      </w:r>
+      <m:oMath>
+        <m:r>
+          <w:rPr>
+            <w:rFonts w:ascii="Cambria Math" w:hAnsi="Cambria Math"/>
+          </w:rPr>
+          <m:t>n</m:t>
+        </m:r>
+      </m:oMath>
+      <w:r>
+        <w:t xml:space="preserve">번의 거리 점프를 했을 때 이동한 좌표를 </w:t>
+      </w:r>
+      <m:oMath>
+        <m:sSup>
+          <m:sSupPr>
+            <m:ctrlPr>
+              <w:rPr>
+                <w:rFonts w:ascii="Cambria Math" w:hAnsi="Cambria Math"/>
+              </w:rPr>
+            </m:ctrlPr>
+          </m:sSupPr>
+          <m:e>
+            <m:r>
+              <w:rPr>
+                <w:rFonts w:ascii="Cambria Math" w:hAnsi="Cambria Math"/>
+              </w:rPr>
+              <m:t>f</m:t>
+            </m:r>
+          </m:e>
+          <m:sup>
+            <m:r>
+              <w:rPr>
+                <w:rFonts w:ascii="Cambria Math" w:hAnsi="Cambria Math"/>
+              </w:rPr>
+              <m:t>n</m:t>
+            </m:r>
+          </m:sup>
+        </m:sSup>
+        <m:r>
+          <m:rPr>
+            <m:sty m:val="p"/>
+          </m:rPr>
+          <w:rPr>
+            <w:rFonts w:ascii="Cambria Math" w:hAnsi="Cambria Math"/>
+          </w:rPr>
+          <m:t>(</m:t>
+        </m:r>
+        <m:sSub>
+          <m:sSubPr>
+            <m:ctrlPr>
+              <w:rPr>
+                <w:rFonts w:ascii="Cambria Math" w:hAnsi="Cambria Math"/>
+              </w:rPr>
+            </m:ctrlPr>
+          </m:sSubPr>
+          <m:e>
+            <m:r>
+              <w:rPr>
+                <w:rFonts w:ascii="Cambria Math" w:hAnsi="Cambria Math"/>
+              </w:rPr>
+              <m:t>x</m:t>
+            </m:r>
+          </m:e>
+          <m:sub>
+            <m:r>
+              <w:rPr>
+                <w:rFonts w:ascii="Cambria Math" w:hAnsi="Cambria Math"/>
+              </w:rPr>
+              <m:t>0</m:t>
+            </m:r>
+          </m:sub>
+        </m:sSub>
+        <m:r>
+          <m:rPr>
+            <m:sty m:val="p"/>
+          </m:rPr>
+          <w:rPr>
+            <w:rFonts w:ascii="Cambria Math" w:hAnsi="Cambria Math"/>
+          </w:rPr>
+          <m:t>)</m:t>
+        </m:r>
+      </m:oMath>
+      <w:r>
+        <w:t xml:space="preserve"> 라고 하자. 즉, </w:t>
+      </w:r>
+      <m:oMath>
+        <m:sSup>
+          <m:sSupPr>
+            <m:ctrlPr>
+              <w:rPr>
+                <w:rFonts w:ascii="Cambria Math" w:hAnsi="Cambria Math"/>
+              </w:rPr>
+            </m:ctrlPr>
+          </m:sSupPr>
+          <m:e>
+            <m:r>
+              <w:rPr>
+                <w:rFonts w:ascii="Cambria Math" w:hAnsi="Cambria Math"/>
+              </w:rPr>
+              <m:t>f</m:t>
+            </m:r>
+          </m:e>
+          <m:sup>
+            <m:r>
+              <w:rPr>
+                <w:rFonts w:ascii="Cambria Math" w:hAnsi="Cambria Math"/>
+              </w:rPr>
+              <m:t>1</m:t>
+            </m:r>
+          </m:sup>
+        </m:sSup>
+        <m:r>
+          <m:rPr>
+            <m:sty m:val="p"/>
+          </m:rPr>
+          <w:rPr>
+            <w:rFonts w:ascii="Cambria Math" w:hAnsi="Cambria Math"/>
+          </w:rPr>
+          <m:t>(</m:t>
+        </m:r>
+        <m:sSub>
+          <m:sSubPr>
+            <m:ctrlPr>
+              <w:rPr>
+                <w:rFonts w:ascii="Cambria Math" w:hAnsi="Cambria Math"/>
+              </w:rPr>
+            </m:ctrlPr>
+          </m:sSubPr>
+          <m:e>
+            <m:r>
+              <w:rPr>
+                <w:rFonts w:ascii="Cambria Math" w:hAnsi="Cambria Math"/>
+              </w:rPr>
+              <m:t>x</m:t>
+            </m:r>
+          </m:e>
+          <m:sub>
+            <m:r>
+              <w:rPr>
+                <w:rFonts w:ascii="Cambria Math" w:hAnsi="Cambria Math"/>
+              </w:rPr>
+              <m:t>0</m:t>
+            </m:r>
+          </m:sub>
+        </m:sSub>
+        <m:r>
+          <m:rPr>
+            <m:sty m:val="p"/>
+          </m:rPr>
+          <w:rPr>
+            <w:rFonts w:ascii="Cambria Math" w:hAnsi="Cambria Math"/>
+          </w:rPr>
+          <m:t>)=</m:t>
+        </m:r>
+        <m:r>
+          <w:rPr>
+            <w:rFonts w:ascii="Cambria Math" w:hAnsi="Cambria Math"/>
+          </w:rPr>
+          <m:t>f</m:t>
+        </m:r>
+        <m:r>
+          <m:rPr>
+            <m:sty m:val="p"/>
+          </m:rPr>
+          <w:rPr>
+            <w:rFonts w:ascii="Cambria Math" w:hAnsi="Cambria Math"/>
+          </w:rPr>
+          <m:t>(</m:t>
+        </m:r>
+        <m:sSub>
+          <m:sSubPr>
+            <m:ctrlPr>
+              <w:rPr>
+                <w:rFonts w:ascii="Cambria Math" w:hAnsi="Cambria Math"/>
+              </w:rPr>
+            </m:ctrlPr>
+          </m:sSubPr>
+          <m:e>
+            <m:r>
+              <w:rPr>
+                <w:rFonts w:ascii="Cambria Math" w:hAnsi="Cambria Math"/>
+              </w:rPr>
+              <m:t>x</m:t>
+            </m:r>
+          </m:e>
+          <m:sub>
+            <m:r>
+              <w:rPr>
+                <w:rFonts w:ascii="Cambria Math" w:hAnsi="Cambria Math"/>
+              </w:rPr>
+              <m:t>0</m:t>
+            </m:r>
+          </m:sub>
+        </m:sSub>
+        <m:r>
+          <m:rPr>
+            <m:sty m:val="p"/>
+          </m:rPr>
+          <w:rPr>
+            <w:rFonts w:ascii="Cambria Math" w:hAnsi="Cambria Math"/>
+          </w:rPr>
+          <m:t>)</m:t>
+        </m:r>
+      </m:oMath>
+      <w:r>
+        <w:t xml:space="preserve"> 이고, </w:t>
+      </w:r>
+      <m:oMath>
+        <m:r>
+          <w:rPr>
+            <w:rFonts w:ascii="Cambria Math" w:hAnsi="Cambria Math"/>
+          </w:rPr>
+          <m:t>n</m:t>
+        </m:r>
+        <m:r>
+          <m:rPr>
+            <m:sty m:val="p"/>
+          </m:rPr>
+          <w:rPr>
+            <w:rFonts w:ascii="Cambria Math" w:hAnsi="Cambria Math"/>
+          </w:rPr>
+          <m:t>≥</m:t>
+        </m:r>
+        <m:r>
+          <w:rPr>
+            <w:rFonts w:ascii="Cambria Math" w:hAnsi="Cambria Math"/>
+          </w:rPr>
+          <m:t>2</m:t>
+        </m:r>
+      </m:oMath>
+      <w:r>
+        <w:t xml:space="preserve">이면 </w:t>
+      </w:r>
+      <m:oMath>
+        <m:sSup>
+          <m:sSupPr>
+            <m:ctrlPr>
+              <w:rPr>
+                <w:rFonts w:ascii="Cambria Math" w:hAnsi="Cambria Math"/>
+              </w:rPr>
+            </m:ctrlPr>
+          </m:sSupPr>
+          <m:e>
+            <m:r>
+              <w:rPr>
+                <w:rFonts w:ascii="Cambria Math" w:hAnsi="Cambria Math"/>
+              </w:rPr>
+              <m:t>f</m:t>
+            </m:r>
+          </m:e>
+          <m:sup>
+            <m:r>
+              <w:rPr>
+                <w:rFonts w:ascii="Cambria Math" w:hAnsi="Cambria Math"/>
+              </w:rPr>
+              <m:t>n</m:t>
+            </m:r>
+          </m:sup>
+        </m:sSup>
+        <m:r>
+          <m:rPr>
+            <m:sty m:val="p"/>
+          </m:rPr>
+          <w:rPr>
+            <w:rFonts w:ascii="Cambria Math" w:hAnsi="Cambria Math"/>
+          </w:rPr>
+          <m:t>(</m:t>
+        </m:r>
+        <m:sSub>
+          <m:sSubPr>
+            <m:ctrlPr>
+              <w:rPr>
+                <w:rFonts w:ascii="Cambria Math" w:hAnsi="Cambria Math"/>
+              </w:rPr>
+            </m:ctrlPr>
+          </m:sSubPr>
+          <m:e>
+            <m:r>
+              <w:rPr>
+                <w:rFonts w:ascii="Cambria Math" w:hAnsi="Cambria Math"/>
+              </w:rPr>
+              <m:t>x</m:t>
+            </m:r>
+          </m:e>
+          <m:sub>
+            <m:r>
+              <w:rPr>
+                <w:rFonts w:ascii="Cambria Math" w:hAnsi="Cambria Math"/>
+              </w:rPr>
+              <m:t>0</m:t>
+            </m:r>
+          </m:sub>
+        </m:sSub>
+        <m:r>
+          <m:rPr>
+            <m:sty m:val="p"/>
+          </m:rPr>
+          <w:rPr>
+            <w:rFonts w:ascii="Cambria Math" w:hAnsi="Cambria Math"/>
+          </w:rPr>
+          <m:t>)=</m:t>
+        </m:r>
+        <m:r>
+          <w:rPr>
+            <w:rFonts w:ascii="Cambria Math" w:hAnsi="Cambria Math"/>
+          </w:rPr>
+          <m:t>f</m:t>
+        </m:r>
+        <m:r>
+          <m:rPr>
+            <m:sty m:val="p"/>
+          </m:rPr>
+          <w:rPr>
+            <w:rFonts w:ascii="Cambria Math" w:hAnsi="Cambria Math"/>
+          </w:rPr>
+          <m:t>(</m:t>
+        </m:r>
+        <m:sSup>
+          <m:sSupPr>
+            <m:ctrlPr>
+              <w:rPr>
+                <w:rFonts w:ascii="Cambria Math" w:hAnsi="Cambria Math"/>
+              </w:rPr>
+            </m:ctrlPr>
+          </m:sSupPr>
+          <m:e>
+            <m:r>
+              <w:rPr>
+                <w:rFonts w:ascii="Cambria Math" w:hAnsi="Cambria Math"/>
+              </w:rPr>
+              <m:t>f</m:t>
+            </m:r>
+          </m:e>
+          <m:sup>
+            <m:r>
+              <w:rPr>
+                <w:rFonts w:ascii="Cambria Math" w:hAnsi="Cambria Math"/>
+              </w:rPr>
+              <m:t>n</m:t>
+            </m:r>
+            <m:r>
+              <m:rPr>
+                <m:sty m:val="p"/>
+              </m:rPr>
+              <w:rPr>
+                <w:rFonts w:ascii="Cambria Math" w:hAnsi="Cambria Math"/>
+              </w:rPr>
+              <m:t>-</m:t>
+            </m:r>
+            <m:r>
+              <w:rPr>
+                <w:rFonts w:ascii="Cambria Math" w:hAnsi="Cambria Math"/>
+              </w:rPr>
+              <m:t>1</m:t>
+            </m:r>
+          </m:sup>
+        </m:sSup>
+        <m:r>
+          <m:rPr>
+            <m:sty m:val="p"/>
+          </m:rPr>
+          <w:rPr>
+            <w:rFonts w:ascii="Cambria Math" w:hAnsi="Cambria Math"/>
+          </w:rPr>
+          <m:t>(</m:t>
+        </m:r>
+        <m:sSub>
+          <m:sSubPr>
+            <m:ctrlPr>
+              <w:rPr>
+                <w:rFonts w:ascii="Cambria Math" w:hAnsi="Cambria Math"/>
+              </w:rPr>
+            </m:ctrlPr>
+          </m:sSubPr>
+          <m:e>
+            <m:r>
+              <w:rPr>
+                <w:rFonts w:ascii="Cambria Math" w:hAnsi="Cambria Math"/>
+              </w:rPr>
+              <m:t>x</m:t>
+            </m:r>
+          </m:e>
+          <m:sub>
+            <m:r>
+              <w:rPr>
+                <w:rFonts w:ascii="Cambria Math" w:hAnsi="Cambria Math"/>
+              </w:rPr>
+              <m:t>0</m:t>
+            </m:r>
+          </m:sub>
+        </m:sSub>
+        <m:r>
+          <m:rPr>
+            <m:sty m:val="p"/>
+          </m:rPr>
+          <w:rPr>
+            <w:rFonts w:ascii="Cambria Math" w:hAnsi="Cambria Math"/>
+          </w:rPr>
+          <m:t>))</m:t>
+        </m:r>
+      </m:oMath>
+      <w:r>
+        <w:t>이다.</w:t>
+      </w:r>
+    </w:p>
+    <w:p>
+      <w:pPr>
+        <w:pStyle w:val="aa"/>
+      </w:pPr>
+      <m:oMath>
+        <m:sSup>
+          <m:sSupPr>
+            <m:ctrlPr>
+              <w:rPr>
+                <w:rFonts w:ascii="Cambria Math" w:hAnsi="Cambria Math"/>
+              </w:rPr>
+            </m:ctrlPr>
+          </m:sSupPr>
+          <m:e>
+            <m:r>
+              <w:rPr>
+                <w:rFonts w:ascii="Cambria Math" w:hAnsi="Cambria Math"/>
+              </w:rPr>
+              <m:t>f</m:t>
+            </m:r>
+          </m:e>
+          <m:sup>
+            <m:r>
+              <w:rPr>
+                <w:rFonts w:ascii="Cambria Math" w:hAnsi="Cambria Math"/>
+              </w:rPr>
+              <m:t>10</m:t>
+            </m:r>
+          </m:sup>
+        </m:sSup>
+        <m:r>
+          <m:rPr>
+            <m:sty m:val="p"/>
+          </m:rPr>
+          <w:rPr>
+            <w:rFonts w:ascii="Cambria Math" w:hAnsi="Cambria Math"/>
+          </w:rPr>
+          <m:t>(</m:t>
+        </m:r>
+        <m:r>
+          <w:rPr>
+            <w:rFonts w:ascii="Cambria Math" w:hAnsi="Cambria Math"/>
+          </w:rPr>
+          <m:t>x</m:t>
+        </m:r>
+        <m:r>
+          <m:rPr>
+            <m:sty m:val="p"/>
+          </m:rPr>
+          <w:rPr>
+            <w:rFonts w:ascii="Cambria Math" w:hAnsi="Cambria Math"/>
+          </w:rPr>
+          <m:t>)=</m:t>
+        </m:r>
+        <m:r>
+          <w:rPr>
+            <w:rFonts w:ascii="Cambria Math" w:hAnsi="Cambria Math"/>
+          </w:rPr>
+          <m:t>0</m:t>
+        </m:r>
+      </m:oMath>
+      <w:r>
+        <w:t xml:space="preserve">이도록 하는 정수 </w:t>
+      </w:r>
+      <m:oMath>
+        <m:r>
+          <w:rPr>
+            <w:rFonts w:ascii="Cambria Math" w:hAnsi="Cambria Math"/>
+          </w:rPr>
+          <m:t>x</m:t>
+        </m:r>
+      </m:oMath>
+      <w:r>
+        <w:t xml:space="preserve">의 값의 개수를 </w:t>
+      </w:r>
+      <m:oMath>
+        <m:r>
+          <w:rPr>
+            <w:rFonts w:ascii="Cambria Math" w:hAnsi="Cambria Math"/>
+          </w:rPr>
+          <m:t>c</m:t>
+        </m:r>
+      </m:oMath>
+      <w:r>
+        <w:t xml:space="preserve">, 합을 </w:t>
+      </w:r>
+      <m:oMath>
+        <m:r>
+          <w:rPr>
+            <w:rFonts w:ascii="Cambria Math" w:hAnsi="Cambria Math"/>
+          </w:rPr>
+          <m:t>s</m:t>
+        </m:r>
+      </m:oMath>
+      <w:r>
+        <w:t xml:space="preserve">라 하자. </w:t>
+      </w:r>
+      <m:oMath>
+        <m:r>
+          <w:rPr>
+            <w:rFonts w:ascii="Cambria Math" w:hAnsi="Cambria Math"/>
+          </w:rPr>
+          <m:t>c</m:t>
+        </m:r>
+        <m:r>
+          <m:rPr>
+            <m:sty m:val="p"/>
+          </m:rPr>
+          <w:rPr>
+            <w:rFonts w:ascii="Cambria Math" w:hAnsi="Cambria Math"/>
+          </w:rPr>
+          <m:t>+</m:t>
+        </m:r>
+        <m:r>
+          <w:rPr>
+            <w:rFonts w:ascii="Cambria Math" w:hAnsi="Cambria Math"/>
+          </w:rPr>
+          <m:t>s</m:t>
+        </m:r>
+      </m:oMath>
+      <w:r>
+        <w:t>의 값은?</w:t>
+      </w:r>
+    </w:p>
+    <w:tbl>
+      <w:tblPr>
+        <w:tblW w:w="9968" w:type="dxa"/>
+        <w:tblBorders>
+          <w:top w:val="single" w:sz="8" w:space="0" w:color="000000"/>
+          <w:left w:val="single" w:sz="8" w:space="0" w:color="000000"/>
+          <w:bottom w:val="single" w:sz="8" w:space="0" w:color="000000"/>
+          <w:right w:val="single" w:sz="8" w:space="0" w:color="000000"/>
+          <w:insideH w:val="single" w:sz="8" w:space="0" w:color="000000"/>
+          <w:insideV w:val="single" w:sz="8" w:space="0" w:color="000000"/>
+        </w:tblBorders>
+        <w:tblLayout w:type="fixed"/>
+        <w:tblLook w:val="0600" w:firstRow="0" w:lastRow="0" w:firstColumn="0" w:lastColumn="0" w:noHBand="1" w:noVBand="1"/>
+      </w:tblPr>
+      <w:tblGrid>
+        <w:gridCol w:w="9968"/>
+      </w:tblGrid>
+      <w:tr>
+        <w:trPr>
+          <w:trHeight w:val="444"/>
+        </w:trPr>
+        <w:tc>
+          <w:tcPr>
+            <w:tcW w:w="9968" w:type="dxa"/>
+            <w:tcBorders>
+              <w:top w:val="single" w:sz="8" w:space="0" w:color="FFFFFF"/>
+              <w:left w:val="single" w:sz="8" w:space="0" w:color="FFFFFF"/>
+              <w:bottom w:val="single" w:sz="4" w:space="0" w:color="auto"/>
+              <w:right w:val="single" w:sz="8" w:space="0" w:color="FFFFFF"/>
+            </w:tcBorders>
+            <w:tcMar>
+              <w:top w:w="100" w:type="dxa"/>
+              <w:left w:w="100" w:type="dxa"/>
+              <w:bottom w:w="100" w:type="dxa"/>
+              <w:right w:w="100" w:type="dxa"/>
+            </w:tcMar>
+            <w:hideMark/>
+          </w:tcPr>
+          <w:p>
+            <w:pPr>
+              <w:widowControl w:val="0"/>
+              <w:spacing w:line="240" w:lineRule="auto"/>
+              <w:jc w:val="both"/>
+              <w:rPr>
+                <w:rFonts w:ascii="Consolas" w:eastAsiaTheme="minorHAnsi" w:hAnsi="Consolas" w:cs="Consolas"/>
+                <w:kern w:val="2"/>
+                <w:sz w:val="24"/>
+                <w:szCs w:val="24"/>
+              </w:rPr>
+            </w:pPr>
+            <w:r>
+              <w:rPr>
+                <w:rFonts w:ascii="Consolas" w:eastAsiaTheme="minorHAnsi" w:hAnsi="Consolas" w:cs="Consolas" w:hint="eastAsia"/>
+                <w:kern w:val="2"/>
+                <w:sz w:val="24"/>
+                <w:szCs w:val="24"/>
+              </w:rPr>
+              <w:t>정답</w:t>
+            </w:r>
+            <w:r>
+              <w:rPr>
+                <w:rFonts w:ascii="Consolas" w:eastAsiaTheme="minorHAnsi" w:hAnsi="Consolas" w:cs="Consolas"/>
+                <w:kern w:val="2"/>
+                <w:sz w:val="24"/>
+                <w:szCs w:val="24"/>
+              </w:rPr>
+              <w:t>:</w:t>
+            </w:r>
+          </w:p>
+        </w:tc>
+      </w:tr>
+    </w:tbl>
+    <w:p>
+      <w:pPr>
+        <w:widowControl w:val="0"/>
+        <w:spacing w:line="240" w:lineRule="auto"/>
+        <w:rPr>
+          <w:rFonts w:ascii="Consolas" w:eastAsiaTheme="minorHAnsi" w:hAnsi="Consolas" w:cs="Consolas" w:hint="eastAsia"/>
+          <w:kern w:val="2"/>
+          <w:sz w:val="24"/>
+          <w:szCs w:val="24"/>
+        </w:rPr>
+      </w:pPr>
+    </w:p>
+    <w:p>
+      <w:pPr>
+        <w:rPr>
+          <w:rFonts w:ascii="Consolas" w:eastAsiaTheme="minorHAnsi" w:hAnsi="Consolas" w:cs="Consolas" w:hint="eastAsia"/>
+          <w:sz w:val="24"/>
+          <w:szCs w:val="24"/>
+        </w:rPr>
+      </w:pPr>
+    </w:p>
     <w:sectPr>
       <w:headerReference w:type="even" r:id="rId9"/>
       <w:headerReference w:type="default" r:id="rId10"/>
       <w:footerReference w:type="even" r:id="rId11"/>
       <w:footerReference w:type="default" r:id="rId12"/>
-      <w:headerReference w:type="first" r:id="rId13"/>
-      <w:footerReference w:type="first" r:id="rId14"/>
       <w:pgSz w:w="12240" w:h="15840"/>
       <w:pgMar w:top="1440" w:right="1440" w:bottom="1440" w:left="1440" w:header="720" w:footer="720" w:gutter="0"/>
       <w:pgNumType w:start="1"/>
@@ -21017,7 +21894,7 @@
                 <w:bCs/>
                 <w:noProof/>
               </w:rPr>
-              <w:t>8</w:t>
+              <w:t>2</w:t>
             </w:r>
             <w:r>
               <w:rPr>
@@ -21065,7 +21942,7 @@
                 <w:bCs/>
                 <w:noProof/>
               </w:rPr>
-              <w:t>9</w:t>
+              <w:t>10</w:t>
             </w:r>
             <w:r>
               <w:rPr>
@@ -21221,7 +22098,7 @@
                 <w:bCs/>
                 <w:noProof/>
               </w:rPr>
-              <w:t>7</w:t>
+              <w:t>1</w:t>
             </w:r>
             <w:r>
               <w:rPr>
@@ -21269,7 +22146,7 @@
                 <w:bCs/>
                 <w:noProof/>
               </w:rPr>
-              <w:t>9</w:t>
+              <w:t>10</w:t>
             </w:r>
             <w:r>
               <w:rPr>
@@ -21355,16 +22232,6 @@
         <w:tab w:val="left" w:pos="1155"/>
       </w:tabs>
       <w:jc w:val="right"/>
-    </w:pPr>
-  </w:p>
-</w:ftr>
-</file>
-
-<file path=word/footer3.xml><?xml version="1.0" encoding="utf-8"?>
-<w:ftr xmlns:wpc="http://schemas.microsoft.com/office/word/2010/wordprocessingCanvas" xmlns:cx="http://schemas.microsoft.com/office/drawing/2014/chartex" xmlns:cx1="http://schemas.microsoft.com/office/drawing/2015/9/8/chartex" xmlns:mc="http://schemas.openxmlformats.org/markup-compatibility/2006" xmlns:o="urn:schemas-microsoft-com:office:office" xmlns:r="http://schemas.openxmlformats.org/officeDocument/2006/relationships" xmlns:m="http://schemas.openxmlformats.org/officeDocument/2006/math" xmlns:v="urn:schemas-microsoft-com:vml" xmlns:wp14="http://schemas.microsoft.com/office/word/2010/wordprocessingDrawing" xmlns:wp="http://schemas.openxmlformats.org/drawingml/2006/wordprocessingDrawing" xmlns:w10="urn:schemas-microsoft-com:office:word" xmlns:w="http://schemas.openxmlformats.org/wordprocessingml/2006/main" xmlns:w14="http://schemas.microsoft.com/office/word/2010/wordml" xmlns:w15="http://schemas.microsoft.com/office/word/2012/wordml" xmlns:w16se="http://schemas.microsoft.com/office/word/2015/wordml/symex" xmlns:wpg="http://schemas.microsoft.com/office/word/2010/wordprocessingGroup" xmlns:wpi="http://schemas.microsoft.com/office/word/2010/wordprocessingInk" xmlns:wne="http://schemas.microsoft.com/office/word/2006/wordml" xmlns:wps="http://schemas.microsoft.com/office/word/2010/wordprocessingShape" mc:Ignorable="w14 w15 w16se wp14">
-  <w:p>
-    <w:pPr>
-      <w:pStyle w:val="a4"/>
     </w:pPr>
   </w:p>
 </w:ftr>
@@ -21501,16 +22368,6 @@
       </w:rPr>
       <w:t>학생용</w:t>
     </w:r>
-  </w:p>
-</w:hdr>
-</file>
-
-<file path=word/header3.xml><?xml version="1.0" encoding="utf-8"?>
-<w:hdr xmlns:wpc="http://schemas.microsoft.com/office/word/2010/wordprocessingCanvas" xmlns:cx="http://schemas.microsoft.com/office/drawing/2014/chartex" xmlns:cx1="http://schemas.microsoft.com/office/drawing/2015/9/8/chartex" xmlns:mc="http://schemas.openxmlformats.org/markup-compatibility/2006" xmlns:o="urn:schemas-microsoft-com:office:office" xmlns:r="http://schemas.openxmlformats.org/officeDocument/2006/relationships" xmlns:m="http://schemas.openxmlformats.org/officeDocument/2006/math" xmlns:v="urn:schemas-microsoft-com:vml" xmlns:wp14="http://schemas.microsoft.com/office/word/2010/wordprocessingDrawing" xmlns:wp="http://schemas.openxmlformats.org/drawingml/2006/wordprocessingDrawing" xmlns:w10="urn:schemas-microsoft-com:office:word" xmlns:w="http://schemas.openxmlformats.org/wordprocessingml/2006/main" xmlns:w14="http://schemas.microsoft.com/office/word/2010/wordml" xmlns:w15="http://schemas.microsoft.com/office/word/2012/wordml" xmlns:w16se="http://schemas.microsoft.com/office/word/2015/wordml/symex" xmlns:wpg="http://schemas.microsoft.com/office/word/2010/wordprocessingGroup" xmlns:wpi="http://schemas.microsoft.com/office/word/2010/wordprocessingInk" xmlns:wne="http://schemas.microsoft.com/office/word/2006/wordml" xmlns:wps="http://schemas.microsoft.com/office/word/2010/wordprocessingShape" mc:Ignorable="w14 w15 w16se wp14">
-  <w:p>
-    <w:pPr>
-      <w:pStyle w:val="a3"/>
-    </w:pPr>
   </w:p>
 </w:hdr>
 </file>
@@ -24750,7 +25607,7 @@
     <w:lsdException w:name="Closing" w:semiHidden="1" w:unhideWhenUsed="1"/>
     <w:lsdException w:name="Signature" w:semiHidden="1" w:unhideWhenUsed="1"/>
     <w:lsdException w:name="Default Paragraph Font" w:semiHidden="1" w:uiPriority="1" w:unhideWhenUsed="1"/>
-    <w:lsdException w:name="Body Text" w:semiHidden="1" w:unhideWhenUsed="1"/>
+    <w:lsdException w:name="Body Text" w:semiHidden="1" w:uiPriority="0" w:unhideWhenUsed="1" w:qFormat="1"/>
     <w:lsdException w:name="Body Text Indent" w:semiHidden="1" w:unhideWhenUsed="1"/>
     <w:lsdException w:name="List Continue" w:semiHidden="1" w:unhideWhenUsed="1"/>
     <w:lsdException w:name="List Continue 2" w:semiHidden="1" w:unhideWhenUsed="1"/>
@@ -25058,7 +25915,7 @@
   </w:latentStyles>
   <w:style w:type="paragraph" w:default="1" w:styleId="a">
     <w:name w:val="Normal"/>
-    <w:rsid w:val="007249E1"/>
+    <w:rsid w:val="00C303CA"/>
     <w:pPr>
       <w:spacing w:after="0" w:line="276" w:lineRule="auto"/>
       <w:jc w:val="left"/>
@@ -25352,6 +26209,41 @@
       </w:rPr>
     </w:tblStylePr>
   </w:style>
+  <w:style w:type="paragraph" w:styleId="aa">
+    <w:name w:val="Body Text"/>
+    <w:basedOn w:val="a"/>
+    <w:link w:val="Char3"/>
+    <w:qFormat/>
+    <w:rsid w:val="00851930"/>
+    <w:pPr>
+      <w:spacing w:before="180" w:after="180" w:line="240" w:lineRule="auto"/>
+    </w:pPr>
+    <w:rPr>
+      <w:rFonts w:asciiTheme="minorHAnsi" w:hAnsiTheme="minorHAnsi" w:cstheme="minorBidi"/>
+      <w:sz w:val="24"/>
+      <w:szCs w:val="24"/>
+      <w:lang w:eastAsia="zh-CN"/>
+    </w:rPr>
+  </w:style>
+  <w:style w:type="character" w:customStyle="1" w:styleId="Char3">
+    <w:name w:val="본문 Char"/>
+    <w:basedOn w:val="a0"/>
+    <w:link w:val="aa"/>
+    <w:rsid w:val="00851930"/>
+    <w:rPr>
+      <w:kern w:val="0"/>
+      <w:sz w:val="24"/>
+      <w:szCs w:val="24"/>
+      <w:lang w:eastAsia="zh-CN"/>
+    </w:rPr>
+  </w:style>
+  <w:style w:type="paragraph" w:customStyle="1" w:styleId="FirstParagraph">
+    <w:name w:val="First Paragraph"/>
+    <w:basedOn w:val="aa"/>
+    <w:next w:val="aa"/>
+    <w:qFormat/>
+    <w:rsid w:val="00851930"/>
+  </w:style>
 </w:styles>
 </file>
 
